--- a/docs/studyguides/propsofintegration.docx
+++ b/docs/studyguides/propsofintegration.docx
@@ -52,7 +52,7 @@
         </w:rPr>
         <w:t xml:space="preserve"> </w:t>
       </w:r>
-      <w:hyperlink r:id="rId20">
+      <w:hyperlink r:id="rId9">
         <w:r>
           <w:rPr>
             <w:rStyle w:val="Hyperlink"/>
@@ -70,7 +70,7 @@
         <w:t xml:space="preserve">.</w:t>
       </w:r>
     </w:p>
-    <w:bookmarkStart w:id="21" w:name="what-is-integration"/>
+    <w:bookmarkStart w:id="10" w:name="what-is-integration"/>
     <w:p>
       <w:pPr>
         <w:pStyle w:val="Heading1"/>
@@ -89,7 +89,7 @@
       <w:r>
         <w:t xml:space="preserve"> </w:t>
       </w:r>
-      <w:hyperlink r:id="rId20">
+      <w:hyperlink r:id="rId9">
         <w:r>
           <w:rPr>
             <w:rStyle w:val="Hyperlink"/>
@@ -180,7 +180,7 @@
       <w:r>
         <w:t xml:space="preserve"> </w:t>
       </w:r>
-      <w:hyperlink r:id="rId20">
+      <w:hyperlink r:id="rId9">
         <w:r>
           <w:rPr>
             <w:rStyle w:val="Hyperlink"/>
@@ -227,19 +227,21 @@
               <m:r>
                 <m:t>f</m:t>
               </m:r>
-              <m:d>
-                <m:dPr>
-                  <m:begChr m:val="("/>
-                  <m:sepChr m:val=""/>
-                  <m:endChr m:val=")"/>
-                  <m:grow/>
-                </m:dPr>
-                <m:e>
-                  <m:r>
-                    <m:t>x</m:t>
-                  </m:r>
-                </m:e>
-              </m:d>
+              <m:r>
+                <m:rPr>
+                  <m:sty m:val="p"/>
+                </m:rPr>
+                <m:t>(</m:t>
+              </m:r>
+              <m:r>
+                <m:t>x</m:t>
+              </m:r>
+              <m:r>
+                <m:rPr>
+                  <m:sty m:val="p"/>
+                </m:rPr>
+                <m:t>)</m:t>
+              </m:r>
             </m:oMath>
           </w:p>
         </w:tc>
@@ -266,19 +268,21 @@
               <m:r>
                 <m:t>f</m:t>
               </m:r>
-              <m:d>
-                <m:dPr>
-                  <m:begChr m:val="("/>
-                  <m:sepChr m:val=""/>
-                  <m:endChr m:val=")"/>
-                  <m:grow/>
-                </m:dPr>
-                <m:e>
-                  <m:r>
-                    <m:t>x</m:t>
-                  </m:r>
-                </m:e>
-              </m:d>
+              <m:r>
+                <m:rPr>
+                  <m:sty m:val="p"/>
+                </m:rPr>
+                <m:t>(</m:t>
+              </m:r>
+              <m:r>
+                <m:t>x</m:t>
+              </m:r>
+              <m:r>
+                <m:rPr>
+                  <m:sty m:val="p"/>
+                </m:rPr>
+                <m:t>)</m:t>
+              </m:r>
               <m:r>
                 <m:t> </m:t>
               </m:r>
@@ -420,28 +424,30 @@
                       </m:r>
                     </m:e>
                     <m:sup>
-                      <m:d>
-                        <m:dPr>
-                          <m:begChr m:val="("/>
-                          <m:sepChr m:val=""/>
-                          <m:endChr m:val=")"/>
-                          <m:grow/>
-                        </m:dPr>
-                        <m:e>
-                          <m:r>
-                            <m:t>n</m:t>
-                          </m:r>
-                          <m:r>
-                            <m:rPr>
-                              <m:sty m:val="p"/>
-                            </m:rPr>
-                            <m:t>+</m:t>
-                          </m:r>
-                          <m:r>
-                            <m:t>1</m:t>
-                          </m:r>
-                        </m:e>
-                      </m:d>
+                      <m:r>
+                        <m:rPr>
+                          <m:sty m:val="p"/>
+                        </m:rPr>
+                        <m:t>(</m:t>
+                      </m:r>
+                      <m:r>
+                        <m:t>n</m:t>
+                      </m:r>
+                      <m:r>
+                        <m:rPr>
+                          <m:sty m:val="p"/>
+                        </m:rPr>
+                        <m:t>+</m:t>
+                      </m:r>
+                      <m:r>
+                        <m:t>1</m:t>
+                      </m:r>
+                      <m:r>
+                        <m:rPr>
+                          <m:sty m:val="p"/>
+                        </m:rPr>
+                        <m:t>)</m:t>
+                      </m:r>
                     </m:sup>
                   </m:sSup>
                 </m:num>
@@ -566,19 +572,21 @@
                 </m:rPr>
                 <m:t>ln</m:t>
               </m:r>
-              <m:d>
-                <m:dPr>
-                  <m:begChr m:val="|"/>
-                  <m:sepChr m:val=""/>
-                  <m:endChr m:val="|"/>
-                  <m:grow/>
-                </m:dPr>
-                <m:e>
-                  <m:r>
-                    <m:t>x</m:t>
-                  </m:r>
-                </m:e>
-              </m:d>
+              <m:r>
+                <m:rPr>
+                  <m:sty m:val="p"/>
+                </m:rPr>
+                <m:t>|</m:t>
+              </m:r>
+              <m:r>
+                <m:t>x</m:t>
+              </m:r>
+              <m:r>
+                <m:rPr>
+                  <m:sty m:val="p"/>
+                </m:rPr>
+                <m:t>|</m:t>
+              </m:r>
               <m:r>
                 <m:rPr>
                   <m:sty m:val="p"/>
@@ -743,22 +751,24 @@
                 </m:rPr>
                 <m:t>cos</m:t>
               </m:r>
-              <m:d>
-                <m:dPr>
-                  <m:begChr m:val="("/>
-                  <m:sepChr m:val=""/>
-                  <m:endChr m:val=")"/>
-                  <m:grow/>
-                </m:dPr>
-                <m:e>
-                  <m:r>
-                    <m:t>k</m:t>
-                  </m:r>
-                  <m:r>
-                    <m:t>x</m:t>
-                  </m:r>
-                </m:e>
-              </m:d>
+              <m:r>
+                <m:rPr>
+                  <m:sty m:val="p"/>
+                </m:rPr>
+                <m:t>(</m:t>
+              </m:r>
+              <m:r>
+                <m:t>k</m:t>
+              </m:r>
+              <m:r>
+                <m:t>x</m:t>
+              </m:r>
+              <m:r>
+                <m:rPr>
+                  <m:sty m:val="p"/>
+                </m:rPr>
+                <m:t>)</m:t>
+              </m:r>
             </m:oMath>
           </w:p>
         </w:tc>
@@ -794,22 +804,24 @@
                 </m:rPr>
                 <m:t>sin</m:t>
               </m:r>
-              <m:d>
-                <m:dPr>
-                  <m:begChr m:val="("/>
-                  <m:sepChr m:val=""/>
-                  <m:endChr m:val=")"/>
-                  <m:grow/>
-                </m:dPr>
-                <m:e>
-                  <m:r>
-                    <m:t>k</m:t>
-                  </m:r>
-                  <m:r>
-                    <m:t>x</m:t>
-                  </m:r>
-                </m:e>
-              </m:d>
+              <m:r>
+                <m:rPr>
+                  <m:sty m:val="p"/>
+                </m:rPr>
+                <m:t>(</m:t>
+              </m:r>
+              <m:r>
+                <m:t>k</m:t>
+              </m:r>
+              <m:r>
+                <m:t>x</m:t>
+              </m:r>
+              <m:r>
+                <m:rPr>
+                  <m:sty m:val="p"/>
+                </m:rPr>
+                <m:t>)</m:t>
+              </m:r>
               <m:r>
                 <m:rPr>
                   <m:sty m:val="p"/>
@@ -870,22 +882,24 @@
                 </m:rPr>
                 <m:t>sin</m:t>
               </m:r>
-              <m:d>
-                <m:dPr>
-                  <m:begChr m:val="("/>
-                  <m:sepChr m:val=""/>
-                  <m:endChr m:val=")"/>
-                  <m:grow/>
-                </m:dPr>
-                <m:e>
-                  <m:r>
-                    <m:t>k</m:t>
-                  </m:r>
-                  <m:r>
-                    <m:t>x</m:t>
-                  </m:r>
-                </m:e>
-              </m:d>
+              <m:r>
+                <m:rPr>
+                  <m:sty m:val="p"/>
+                </m:rPr>
+                <m:t>(</m:t>
+              </m:r>
+              <m:r>
+                <m:t>k</m:t>
+              </m:r>
+              <m:r>
+                <m:t>x</m:t>
+              </m:r>
+              <m:r>
+                <m:rPr>
+                  <m:sty m:val="p"/>
+                </m:rPr>
+                <m:t>)</m:t>
+              </m:r>
             </m:oMath>
           </w:p>
         </w:tc>
@@ -927,22 +941,24 @@
                 </m:rPr>
                 <m:t>cos</m:t>
               </m:r>
-              <m:d>
-                <m:dPr>
-                  <m:begChr m:val="("/>
-                  <m:sepChr m:val=""/>
-                  <m:endChr m:val=")"/>
-                  <m:grow/>
-                </m:dPr>
-                <m:e>
-                  <m:r>
-                    <m:t>k</m:t>
-                  </m:r>
-                  <m:r>
-                    <m:t>x</m:t>
-                  </m:r>
-                </m:e>
-              </m:d>
+              <m:r>
+                <m:rPr>
+                  <m:sty m:val="p"/>
+                </m:rPr>
+                <m:t>(</m:t>
+              </m:r>
+              <m:r>
+                <m:t>k</m:t>
+              </m:r>
+              <m:r>
+                <m:t>x</m:t>
+              </m:r>
+              <m:r>
+                <m:rPr>
+                  <m:sty m:val="p"/>
+                </m:rPr>
+                <m:t>)</m:t>
+              </m:r>
               <m:r>
                 <m:rPr>
                   <m:sty m:val="p"/>
@@ -986,8 +1002,8 @@
         </w:tc>
       </w:tr>
     </w:tbl>
-    <w:bookmarkEnd w:id="21"/>
-    <w:bookmarkStart w:id="37" w:name="properties-of-indefinite-integrals"/>
+    <w:bookmarkEnd w:id="10"/>
+    <w:bookmarkStart w:id="26" w:name="properties-of-indefinite-integrals"/>
     <w:p>
       <w:pPr>
         <w:pStyle w:val="Heading1"/>
@@ -1037,18 +1053,18 @@
                 <wp:inline>
                   <wp:extent cx="152400" cy="152400"/>
                   <wp:effectExtent b="0" l="0" r="0" t="0"/>
-                  <wp:docPr descr="" title="" id="23" name="Picture"/>
+                  <wp:docPr descr="" title="" id="12" name="Picture"/>
                   <a:graphic>
                     <a:graphicData uri="http://schemas.openxmlformats.org/drawingml/2006/picture">
                       <pic:pic>
                         <pic:nvPicPr>
-                          <pic:cNvPr descr="/Applications/quarto/share/formats/docx/note.png" id="24" name="Picture"/>
+                          <pic:cNvPr descr="/Applications/quarto/share/formats/docx/note.png" id="13" name="Picture"/>
                           <pic:cNvPicPr>
                             <a:picLocks noChangeArrowheads="1" noChangeAspect="1"/>
                           </pic:cNvPicPr>
                         </pic:nvPicPr>
                         <pic:blipFill>
-                          <a:blip r:embed="rId22"/>
+                          <a:blip r:embed="rId11"/>
                           <a:stretch>
                             <a:fillRect/>
                           </a:stretch>
@@ -1134,19 +1150,21 @@
                   </m:r>
                 </m:e>
               </m:nary>
-              <m:d>
-                <m:dPr>
-                  <m:begChr m:val="("/>
-                  <m:sepChr m:val=""/>
-                  <m:endChr m:val=")"/>
-                  <m:grow/>
-                </m:dPr>
-                <m:e>
-                  <m:r>
-                    <m:t>x</m:t>
-                  </m:r>
-                </m:e>
-              </m:d>
+              <m:r>
+                <m:rPr>
+                  <m:sty m:val="p"/>
+                </m:rPr>
+                <m:t>(</m:t>
+              </m:r>
+              <m:r>
+                <m:t>x</m:t>
+              </m:r>
+              <m:r>
+                <m:rPr>
+                  <m:sty m:val="p"/>
+                </m:rPr>
+                <m:t>)</m:t>
+              </m:r>
               <m:r>
                 <m:t> </m:t>
               </m:r>
@@ -1223,19 +1241,21 @@
                 <m:r>
                   <m:t>f</m:t>
                 </m:r>
-                <m:d>
-                  <m:dPr>
-                    <m:begChr m:val="("/>
-                    <m:sepChr m:val=""/>
-                    <m:endChr m:val=")"/>
-                    <m:grow/>
-                  </m:dPr>
-                  <m:e>
-                    <m:r>
-                      <m:t>x</m:t>
-                    </m:r>
-                  </m:e>
-                </m:d>
+                <m:r>
+                  <m:rPr>
+                    <m:sty m:val="p"/>
+                  </m:rPr>
+                  <m:t>(</m:t>
+                </m:r>
+                <m:r>
+                  <m:t>x</m:t>
+                </m:r>
+                <m:r>
+                  <m:rPr>
+                    <m:sty m:val="p"/>
+                  </m:rPr>
+                  <m:t>)</m:t>
+                </m:r>
                 <m:r>
                   <m:t> </m:t>
                 </m:r>
@@ -1266,19 +1286,21 @@
                 <m:r>
                   <m:t>f</m:t>
                 </m:r>
-                <m:d>
-                  <m:dPr>
-                    <m:begChr m:val="("/>
-                    <m:sepChr m:val=""/>
-                    <m:endChr m:val=")"/>
-                    <m:grow/>
-                  </m:dPr>
-                  <m:e>
-                    <m:r>
-                      <m:t>x</m:t>
-                    </m:r>
-                  </m:e>
-                </m:d>
+                <m:r>
+                  <m:rPr>
+                    <m:sty m:val="p"/>
+                  </m:rPr>
+                  <m:t>(</m:t>
+                </m:r>
+                <m:r>
+                  <m:t>x</m:t>
+                </m:r>
+                <m:r>
+                  <m:rPr>
+                    <m:sty m:val="p"/>
+                  </m:rPr>
+                  <m:t>)</m:t>
+                </m:r>
                 <m:r>
                   <m:t> </m:t>
                 </m:r>
@@ -1355,19 +1377,21 @@
                 <m:r>
                   <m:t>f</m:t>
                 </m:r>
-                <m:d>
-                  <m:dPr>
-                    <m:begChr m:val="("/>
-                    <m:sepChr m:val=""/>
-                    <m:endChr m:val=")"/>
-                    <m:grow/>
-                  </m:dPr>
-                  <m:e>
-                    <m:r>
-                      <m:t>x</m:t>
-                    </m:r>
-                  </m:e>
-                </m:d>
+                <m:r>
+                  <m:rPr>
+                    <m:sty m:val="p"/>
+                  </m:rPr>
+                  <m:t>(</m:t>
+                </m:r>
+                <m:r>
+                  <m:t>x</m:t>
+                </m:r>
+                <m:r>
+                  <m:rPr>
+                    <m:sty m:val="p"/>
+                  </m:rPr>
+                  <m:t>)</m:t>
+                </m:r>
                 <m:r>
                   <m:t> </m:t>
                 </m:r>
@@ -1415,19 +1439,21 @@
                     </m:r>
                   </m:e>
                 </m:nary>
-                <m:d>
-                  <m:dPr>
-                    <m:begChr m:val="("/>
-                    <m:sepChr m:val=""/>
-                    <m:endChr m:val=")"/>
-                    <m:grow/>
-                  </m:dPr>
-                  <m:e>
-                    <m:r>
-                      <m:t>x</m:t>
-                    </m:r>
-                  </m:e>
-                </m:d>
+                <m:r>
+                  <m:rPr>
+                    <m:sty m:val="p"/>
+                  </m:rPr>
+                  <m:t>(</m:t>
+                </m:r>
+                <m:r>
+                  <m:t>x</m:t>
+                </m:r>
+                <m:r>
+                  <m:rPr>
+                    <m:sty m:val="p"/>
+                  </m:rPr>
+                  <m:t>)</m:t>
+                </m:r>
                 <m:r>
                   <m:t> </m:t>
                 </m:r>
@@ -1476,19 +1502,21 @@
               <m:r>
                 <m:t>g</m:t>
               </m:r>
-              <m:d>
-                <m:dPr>
-                  <m:begChr m:val="("/>
-                  <m:sepChr m:val=""/>
-                  <m:endChr m:val=")"/>
-                  <m:grow/>
-                </m:dPr>
-                <m:e>
-                  <m:r>
-                    <m:t>x</m:t>
-                  </m:r>
-                </m:e>
-              </m:d>
+              <m:r>
+                <m:rPr>
+                  <m:sty m:val="p"/>
+                </m:rPr>
+                <m:t>(</m:t>
+              </m:r>
+              <m:r>
+                <m:t>x</m:t>
+              </m:r>
+              <m:r>
+                <m:rPr>
+                  <m:sty m:val="p"/>
+                </m:rPr>
+                <m:t>)</m:t>
+              </m:r>
             </m:oMath>
             <w:r>
               <w:t xml:space="preserve">, then:</w:t>
@@ -1512,19 +1540,21 @@
                 <m:r>
                   <m:t>f</m:t>
                 </m:r>
-                <m:d>
-                  <m:dPr>
-                    <m:begChr m:val="("/>
-                    <m:sepChr m:val=""/>
-                    <m:endChr m:val=")"/>
-                    <m:grow/>
-                  </m:dPr>
-                  <m:e>
-                    <m:r>
-                      <m:t>x</m:t>
-                    </m:r>
-                  </m:e>
-                </m:d>
+                <m:r>
+                  <m:rPr>
+                    <m:sty m:val="p"/>
+                  </m:rPr>
+                  <m:t>(</m:t>
+                </m:r>
+                <m:r>
+                  <m:t>x</m:t>
+                </m:r>
+                <m:r>
+                  <m:rPr>
+                    <m:sty m:val="p"/>
+                  </m:rPr>
+                  <m:t>)</m:t>
+                </m:r>
                 <m:r>
                   <m:rPr>
                     <m:sty m:val="p"/>
@@ -1534,19 +1564,21 @@
                 <m:r>
                   <m:t>g</m:t>
                 </m:r>
-                <m:d>
-                  <m:dPr>
-                    <m:begChr m:val="("/>
-                    <m:sepChr m:val=""/>
-                    <m:endChr m:val=")"/>
-                    <m:grow/>
-                  </m:dPr>
-                  <m:e>
-                    <m:r>
-                      <m:t>x</m:t>
-                    </m:r>
-                  </m:e>
-                </m:d>
+                <m:r>
+                  <m:rPr>
+                    <m:sty m:val="p"/>
+                  </m:rPr>
+                  <m:t>(</m:t>
+                </m:r>
+                <m:r>
+                  <m:t>x</m:t>
+                </m:r>
+                <m:r>
+                  <m:rPr>
+                    <m:sty m:val="p"/>
+                  </m:rPr>
+                  <m:t>)</m:t>
+                </m:r>
                 <m:r>
                   <m:t> </m:t>
                 </m:r>
@@ -1574,19 +1606,21 @@
                 <m:r>
                   <m:t>f</m:t>
                 </m:r>
-                <m:d>
-                  <m:dPr>
-                    <m:begChr m:val="("/>
-                    <m:sepChr m:val=""/>
-                    <m:endChr m:val=")"/>
-                    <m:grow/>
-                  </m:dPr>
-                  <m:e>
-                    <m:r>
-                      <m:t>x</m:t>
-                    </m:r>
-                  </m:e>
-                </m:d>
+                <m:r>
+                  <m:rPr>
+                    <m:sty m:val="p"/>
+                  </m:rPr>
+                  <m:t>(</m:t>
+                </m:r>
+                <m:r>
+                  <m:t>x</m:t>
+                </m:r>
+                <m:r>
+                  <m:rPr>
+                    <m:sty m:val="p"/>
+                  </m:rPr>
+                  <m:t>)</m:t>
+                </m:r>
                 <m:r>
                   <m:t> </m:t>
                 </m:r>
@@ -1614,19 +1648,21 @@
                 <m:r>
                   <m:t>g</m:t>
                 </m:r>
-                <m:d>
-                  <m:dPr>
-                    <m:begChr m:val="("/>
-                    <m:sepChr m:val=""/>
-                    <m:endChr m:val=")"/>
-                    <m:grow/>
-                  </m:dPr>
-                  <m:e>
-                    <m:r>
-                      <m:t>x</m:t>
-                    </m:r>
-                  </m:e>
-                </m:d>
+                <m:r>
+                  <m:rPr>
+                    <m:sty m:val="p"/>
+                  </m:rPr>
+                  <m:t>(</m:t>
+                </m:r>
+                <m:r>
+                  <m:t>x</m:t>
+                </m:r>
+                <m:r>
+                  <m:rPr>
+                    <m:sty m:val="p"/>
+                  </m:rPr>
+                  <m:t>)</m:t>
+                </m:r>
                 <m:r>
                   <m:t> </m:t>
                 </m:r>
@@ -1680,19 +1716,21 @@
               <m:r>
                 <m:t>g</m:t>
               </m:r>
-              <m:d>
-                <m:dPr>
-                  <m:begChr m:val="("/>
-                  <m:sepChr m:val=""/>
-                  <m:endChr m:val=")"/>
-                  <m:grow/>
-                </m:dPr>
-                <m:e>
-                  <m:r>
-                    <m:t>x</m:t>
-                  </m:r>
-                </m:e>
-              </m:d>
+              <m:r>
+                <m:rPr>
+                  <m:sty m:val="p"/>
+                </m:rPr>
+                <m:t>(</m:t>
+              </m:r>
+              <m:r>
+                <m:t>x</m:t>
+              </m:r>
+              <m:r>
+                <m:rPr>
+                  <m:sty m:val="p"/>
+                </m:rPr>
+                <m:t>)</m:t>
+              </m:r>
             </m:oMath>
             <w:r>
               <w:t xml:space="preserve">, then:</w:t>
@@ -1716,19 +1754,21 @@
                 <m:r>
                   <m:t>f</m:t>
                 </m:r>
-                <m:d>
-                  <m:dPr>
-                    <m:begChr m:val="("/>
-                    <m:sepChr m:val=""/>
-                    <m:endChr m:val=")"/>
-                    <m:grow/>
-                  </m:dPr>
-                  <m:e>
-                    <m:r>
-                      <m:t>x</m:t>
-                    </m:r>
-                  </m:e>
-                </m:d>
+                <m:r>
+                  <m:rPr>
+                    <m:sty m:val="p"/>
+                  </m:rPr>
+                  <m:t>(</m:t>
+                </m:r>
+                <m:r>
+                  <m:t>x</m:t>
+                </m:r>
+                <m:r>
+                  <m:rPr>
+                    <m:sty m:val="p"/>
+                  </m:rPr>
+                  <m:t>)</m:t>
+                </m:r>
                 <m:r>
                   <m:rPr>
                     <m:sty m:val="p"/>
@@ -1738,19 +1778,21 @@
                 <m:r>
                   <m:t>g</m:t>
                 </m:r>
-                <m:d>
-                  <m:dPr>
-                    <m:begChr m:val="("/>
-                    <m:sepChr m:val=""/>
-                    <m:endChr m:val=")"/>
-                    <m:grow/>
-                  </m:dPr>
-                  <m:e>
-                    <m:r>
-                      <m:t>x</m:t>
-                    </m:r>
-                  </m:e>
-                </m:d>
+                <m:r>
+                  <m:rPr>
+                    <m:sty m:val="p"/>
+                  </m:rPr>
+                  <m:t>(</m:t>
+                </m:r>
+                <m:r>
+                  <m:t>x</m:t>
+                </m:r>
+                <m:r>
+                  <m:rPr>
+                    <m:sty m:val="p"/>
+                  </m:rPr>
+                  <m:t>)</m:t>
+                </m:r>
                 <m:r>
                   <m:t> </m:t>
                 </m:r>
@@ -1778,19 +1820,21 @@
                 <m:r>
                   <m:t>f</m:t>
                 </m:r>
-                <m:d>
-                  <m:dPr>
-                    <m:begChr m:val="("/>
-                    <m:sepChr m:val=""/>
-                    <m:endChr m:val=")"/>
-                    <m:grow/>
-                  </m:dPr>
-                  <m:e>
-                    <m:r>
-                      <m:t>x</m:t>
-                    </m:r>
-                  </m:e>
-                </m:d>
+                <m:r>
+                  <m:rPr>
+                    <m:sty m:val="p"/>
+                  </m:rPr>
+                  <m:t>(</m:t>
+                </m:r>
+                <m:r>
+                  <m:t>x</m:t>
+                </m:r>
+                <m:r>
+                  <m:rPr>
+                    <m:sty m:val="p"/>
+                  </m:rPr>
+                  <m:t>)</m:t>
+                </m:r>
                 <m:r>
                   <m:t> </m:t>
                 </m:r>
@@ -1818,19 +1862,21 @@
                 <m:r>
                   <m:t>g</m:t>
                 </m:r>
-                <m:d>
-                  <m:dPr>
-                    <m:begChr m:val="("/>
-                    <m:sepChr m:val=""/>
-                    <m:endChr m:val=")"/>
-                    <m:grow/>
-                  </m:dPr>
-                  <m:e>
-                    <m:r>
-                      <m:t>x</m:t>
-                    </m:r>
-                  </m:e>
-                </m:d>
+                <m:r>
+                  <m:rPr>
+                    <m:sty m:val="p"/>
+                  </m:rPr>
+                  <m:t>(</m:t>
+                </m:r>
+                <m:r>
+                  <m:t>x</m:t>
+                </m:r>
+                <m:r>
+                  <m:rPr>
+                    <m:sty m:val="p"/>
+                  </m:rPr>
+                  <m:t>)</m:t>
+                </m:r>
                 <m:r>
                   <m:t> </m:t>
                 </m:r>
@@ -1909,18 +1955,18 @@
                 <wp:inline>
                   <wp:extent cx="152400" cy="152400"/>
                   <wp:effectExtent b="0" l="0" r="0" t="0"/>
-                  <wp:docPr descr="" title="" id="25" name="Picture"/>
+                  <wp:docPr descr="" title="" id="14" name="Picture"/>
                   <a:graphic>
                     <a:graphicData uri="http://schemas.openxmlformats.org/drawingml/2006/picture">
                       <pic:pic>
                         <pic:nvPicPr>
-                          <pic:cNvPr descr="/Applications/quarto/share/formats/docx/note.png" id="26" name="Picture"/>
+                          <pic:cNvPr descr="/Applications/quarto/share/formats/docx/note.png" id="15" name="Picture"/>
                           <pic:cNvPicPr>
                             <a:picLocks noChangeArrowheads="1" noChangeAspect="1"/>
                           </pic:cNvPicPr>
                         </pic:nvPicPr>
                         <pic:blipFill>
-                          <a:blip r:embed="rId22"/>
+                          <a:blip r:embed="rId11"/>
                           <a:stretch>
                             <a:fillRect/>
                           </a:stretch>
@@ -2015,18 +2061,18 @@
                 <wp:inline>
                   <wp:extent cx="152400" cy="152400"/>
                   <wp:effectExtent b="0" l="0" r="0" t="0"/>
-                  <wp:docPr descr="" title="" id="27" name="Picture"/>
+                  <wp:docPr descr="" title="" id="16" name="Picture"/>
                   <a:graphic>
                     <a:graphicData uri="http://schemas.openxmlformats.org/drawingml/2006/picture">
                       <pic:pic>
                         <pic:nvPicPr>
-                          <pic:cNvPr descr="/Applications/quarto/share/formats/docx/note.png" id="28" name="Picture"/>
+                          <pic:cNvPr descr="/Applications/quarto/share/formats/docx/note.png" id="17" name="Picture"/>
                           <pic:cNvPicPr>
                             <a:picLocks noChangeArrowheads="1" noChangeAspect="1"/>
                           </pic:cNvPicPr>
                         </pic:nvPicPr>
                         <pic:blipFill>
-                          <a:blip r:embed="rId22"/>
+                          <a:blip r:embed="rId11"/>
                           <a:stretch>
                             <a:fillRect/>
                           </a:stretch>
@@ -2122,18 +2168,18 @@
                 <wp:inline>
                   <wp:extent cx="152400" cy="152400"/>
                   <wp:effectExtent b="0" l="0" r="0" t="0"/>
-                  <wp:docPr descr="" title="" id="30" name="Picture"/>
+                  <wp:docPr descr="" title="" id="19" name="Picture"/>
                   <a:graphic>
                     <a:graphicData uri="http://schemas.openxmlformats.org/drawingml/2006/picture">
                       <pic:pic>
                         <pic:nvPicPr>
-                          <pic:cNvPr descr="/Applications/quarto/share/formats/docx/tip.png" id="31" name="Picture"/>
+                          <pic:cNvPr descr="/Applications/quarto/share/formats/docx/tip.png" id="20" name="Picture"/>
                           <pic:cNvPicPr>
                             <a:picLocks noChangeArrowheads="1" noChangeAspect="1"/>
                           </pic:cNvPicPr>
                         </pic:nvPicPr>
                         <pic:blipFill>
-                          <a:blip r:embed="rId29"/>
+                          <a:blip r:embed="rId18"/>
                           <a:stretch>
                             <a:fillRect/>
                           </a:stretch>
@@ -2270,18 +2316,18 @@
                 <wp:inline>
                   <wp:extent cx="152400" cy="152400"/>
                   <wp:effectExtent b="0" l="0" r="0" t="0"/>
-                  <wp:docPr descr="" title="" id="33" name="Picture"/>
+                  <wp:docPr descr="" title="" id="22" name="Picture"/>
                   <a:graphic>
                     <a:graphicData uri="http://schemas.openxmlformats.org/drawingml/2006/picture">
                       <pic:pic>
                         <pic:nvPicPr>
-                          <pic:cNvPr descr="/Applications/quarto/share/formats/docx/important.png" id="34" name="Picture"/>
+                          <pic:cNvPr descr="/Applications/quarto/share/formats/docx/important.png" id="23" name="Picture"/>
                           <pic:cNvPicPr>
                             <a:picLocks noChangeArrowheads="1" noChangeAspect="1"/>
                           </pic:cNvPicPr>
                         </pic:nvPicPr>
                         <pic:blipFill>
-                          <a:blip r:embed="rId32"/>
+                          <a:blip r:embed="rId21"/>
                           <a:stretch>
                             <a:fillRect/>
                           </a:stretch>
@@ -2385,35 +2431,39 @@
                 <m:r>
                   <m:t>f</m:t>
                 </m:r>
-                <m:d>
-                  <m:dPr>
-                    <m:begChr m:val="("/>
-                    <m:sepChr m:val=""/>
-                    <m:endChr m:val=")"/>
-                    <m:grow/>
-                  </m:dPr>
-                  <m:e>
-                    <m:r>
-                      <m:t>x</m:t>
-                    </m:r>
-                  </m:e>
-                </m:d>
+                <m:r>
+                  <m:rPr>
+                    <m:sty m:val="p"/>
+                  </m:rPr>
+                  <m:t>(</m:t>
+                </m:r>
+                <m:r>
+                  <m:t>x</m:t>
+                </m:r>
+                <m:r>
+                  <m:rPr>
+                    <m:sty m:val="p"/>
+                  </m:rPr>
+                  <m:t>)</m:t>
+                </m:r>
                 <m:r>
                   <m:t>g</m:t>
                 </m:r>
-                <m:d>
-                  <m:dPr>
-                    <m:begChr m:val="("/>
-                    <m:sepChr m:val=""/>
-                    <m:endChr m:val=")"/>
-                    <m:grow/>
-                  </m:dPr>
-                  <m:e>
-                    <m:r>
-                      <m:t>x</m:t>
-                    </m:r>
-                  </m:e>
-                </m:d>
+                <m:r>
+                  <m:rPr>
+                    <m:sty m:val="p"/>
+                  </m:rPr>
+                  <m:t>(</m:t>
+                </m:r>
+                <m:r>
+                  <m:t>x</m:t>
+                </m:r>
+                <m:r>
+                  <m:rPr>
+                    <m:sty m:val="p"/>
+                  </m:rPr>
+                  <m:t>)</m:t>
+                </m:r>
                 <m:r>
                   <m:t> </m:t>
                 </m:r>
@@ -2442,19 +2492,21 @@
                 <m:r>
                   <m:t>f</m:t>
                 </m:r>
-                <m:d>
-                  <m:dPr>
-                    <m:begChr m:val="("/>
-                    <m:sepChr m:val=""/>
-                    <m:endChr m:val=")"/>
-                    <m:grow/>
-                  </m:dPr>
-                  <m:e>
-                    <m:r>
-                      <m:t>x</m:t>
-                    </m:r>
-                  </m:e>
-                </m:d>
+                <m:r>
+                  <m:rPr>
+                    <m:sty m:val="p"/>
+                  </m:rPr>
+                  <m:t>(</m:t>
+                </m:r>
+                <m:r>
+                  <m:t>x</m:t>
+                </m:r>
+                <m:r>
+                  <m:rPr>
+                    <m:sty m:val="p"/>
+                  </m:rPr>
+                  <m:t>)</m:t>
+                </m:r>
                 <m:r>
                   <m:t> </m:t>
                 </m:r>
@@ -2483,19 +2535,21 @@
                 <m:r>
                   <m:t>g</m:t>
                 </m:r>
-                <m:d>
-                  <m:dPr>
-                    <m:begChr m:val="("/>
-                    <m:sepChr m:val=""/>
-                    <m:endChr m:val=")"/>
-                    <m:grow/>
-                  </m:dPr>
-                  <m:e>
-                    <m:r>
-                      <m:t>x</m:t>
-                    </m:r>
-                  </m:e>
-                </m:d>
+                <m:r>
+                  <m:rPr>
+                    <m:sty m:val="p"/>
+                  </m:rPr>
+                  <m:t>(</m:t>
+                </m:r>
+                <m:r>
+                  <m:t>x</m:t>
+                </m:r>
+                <m:r>
+                  <m:rPr>
+                    <m:sty m:val="p"/>
+                  </m:rPr>
+                  <m:t>)</m:t>
+                </m:r>
                 <m:r>
                   <m:t> </m:t>
                 </m:r>
@@ -2543,37 +2597,41 @@
                     <m:r>
                       <m:t>f</m:t>
                     </m:r>
-                    <m:d>
-                      <m:dPr>
-                        <m:begChr m:val="("/>
-                        <m:sepChr m:val=""/>
-                        <m:endChr m:val=")"/>
-                        <m:grow/>
-                      </m:dPr>
-                      <m:e>
-                        <m:r>
-                          <m:t>x</m:t>
-                        </m:r>
-                      </m:e>
-                    </m:d>
+                    <m:r>
+                      <m:rPr>
+                        <m:sty m:val="p"/>
+                      </m:rPr>
+                      <m:t>(</m:t>
+                    </m:r>
+                    <m:r>
+                      <m:t>x</m:t>
+                    </m:r>
+                    <m:r>
+                      <m:rPr>
+                        <m:sty m:val="p"/>
+                      </m:rPr>
+                      <m:t>)</m:t>
+                    </m:r>
                   </m:num>
                   <m:den>
                     <m:r>
                       <m:t>g</m:t>
                     </m:r>
-                    <m:d>
-                      <m:dPr>
-                        <m:begChr m:val="("/>
-                        <m:sepChr m:val=""/>
-                        <m:endChr m:val=")"/>
-                        <m:grow/>
-                      </m:dPr>
-                      <m:e>
-                        <m:r>
-                          <m:t>x</m:t>
-                        </m:r>
-                      </m:e>
-                    </m:d>
+                    <m:r>
+                      <m:rPr>
+                        <m:sty m:val="p"/>
+                      </m:rPr>
+                      <m:t>(</m:t>
+                    </m:r>
+                    <m:r>
+                      <m:t>x</m:t>
+                    </m:r>
+                    <m:r>
+                      <m:rPr>
+                        <m:sty m:val="p"/>
+                      </m:rPr>
+                      <m:t>)</m:t>
+                    </m:r>
                   </m:den>
                 </m:f>
                 <m:r>
@@ -2609,19 +2667,21 @@
                     <m:r>
                       <m:t>f</m:t>
                     </m:r>
-                    <m:d>
-                      <m:dPr>
-                        <m:begChr m:val="("/>
-                        <m:sepChr m:val=""/>
-                        <m:endChr m:val=")"/>
-                        <m:grow/>
-                      </m:dPr>
-                      <m:e>
-                        <m:r>
-                          <m:t>x</m:t>
-                        </m:r>
-                      </m:e>
-                    </m:d>
+                    <m:r>
+                      <m:rPr>
+                        <m:sty m:val="p"/>
+                      </m:rPr>
+                      <m:t>(</m:t>
+                    </m:r>
+                    <m:r>
+                      <m:t>x</m:t>
+                    </m:r>
+                    <m:r>
+                      <m:rPr>
+                        <m:sty m:val="p"/>
+                      </m:rPr>
+                      <m:t>)</m:t>
+                    </m:r>
                     <m:r>
                       <m:t> </m:t>
                     </m:r>
@@ -2646,19 +2706,21 @@
                     <m:r>
                       <m:t>g</m:t>
                     </m:r>
-                    <m:d>
-                      <m:dPr>
-                        <m:begChr m:val="("/>
-                        <m:sepChr m:val=""/>
-                        <m:endChr m:val=")"/>
-                        <m:grow/>
-                      </m:dPr>
-                      <m:e>
-                        <m:r>
-                          <m:t>x</m:t>
-                        </m:r>
-                      </m:e>
-                    </m:d>
+                    <m:r>
+                      <m:rPr>
+                        <m:sty m:val="p"/>
+                      </m:rPr>
+                      <m:t>(</m:t>
+                    </m:r>
+                    <m:r>
+                      <m:t>x</m:t>
+                    </m:r>
+                    <m:r>
+                      <m:rPr>
+                        <m:sty m:val="p"/>
+                      </m:rPr>
+                      <m:t>)</m:t>
+                    </m:r>
                     <m:r>
                       <m:t> </m:t>
                     </m:r>
@@ -2727,7 +2789,7 @@
             <w:r>
               <w:t xml:space="preserve"> </w:t>
             </w:r>
-            <w:hyperlink r:id="rId35">
+            <w:hyperlink r:id="rId24">
               <w:r>
                 <w:rPr>
                   <w:rStyle w:val="Hyperlink"/>
@@ -2784,7 +2846,7 @@
             <w:r>
               <w:t xml:space="preserve"> </w:t>
             </w:r>
-            <w:hyperlink r:id="rId36">
+            <w:hyperlink r:id="rId25">
               <w:r>
                 <w:rPr>
                   <w:rStyle w:val="Hyperlink"/>
@@ -2816,8 +2878,8 @@
         </w:tc>
       </w:tr>
     </w:tbl>
-    <w:bookmarkEnd w:id="37"/>
-    <w:bookmarkStart w:id="57" w:name="properties-of-definite-integrals"/>
+    <w:bookmarkEnd w:id="26"/>
+    <w:bookmarkStart w:id="46" w:name="properties-of-definite-integrals"/>
     <w:p>
       <w:pPr>
         <w:pStyle w:val="Heading1"/>
@@ -2867,18 +2929,18 @@
                 <wp:inline>
                   <wp:extent cx="152400" cy="152400"/>
                   <wp:effectExtent b="0" l="0" r="0" t="0"/>
-                  <wp:docPr descr="" title="" id="38" name="Picture"/>
+                  <wp:docPr descr="" title="" id="27" name="Picture"/>
                   <a:graphic>
                     <a:graphicData uri="http://schemas.openxmlformats.org/drawingml/2006/picture">
                       <pic:pic>
                         <pic:nvPicPr>
-                          <pic:cNvPr descr="/Applications/quarto/share/formats/docx/note.png" id="39" name="Picture"/>
+                          <pic:cNvPr descr="/Applications/quarto/share/formats/docx/note.png" id="28" name="Picture"/>
                           <pic:cNvPicPr>
                             <a:picLocks noChangeArrowheads="1" noChangeAspect="1"/>
                           </pic:cNvPicPr>
                         </pic:nvPicPr>
                         <pic:blipFill>
-                          <a:blip r:embed="rId22"/>
+                          <a:blip r:embed="rId11"/>
                           <a:stretch>
                             <a:fillRect/>
                           </a:stretch>
@@ -2964,19 +3026,21 @@
                   </m:r>
                 </m:e>
               </m:nary>
-              <m:d>
-                <m:dPr>
-                  <m:begChr m:val="("/>
-                  <m:sepChr m:val=""/>
-                  <m:endChr m:val=")"/>
-                  <m:grow/>
-                </m:dPr>
-                <m:e>
-                  <m:r>
-                    <m:t>x</m:t>
-                  </m:r>
-                </m:e>
-              </m:d>
+              <m:r>
+                <m:rPr>
+                  <m:sty m:val="p"/>
+                </m:rPr>
+                <m:t>(</m:t>
+              </m:r>
+              <m:r>
+                <m:t>x</m:t>
+              </m:r>
+              <m:r>
+                <m:rPr>
+                  <m:sty m:val="p"/>
+                </m:rPr>
+                <m:t>)</m:t>
+              </m:r>
               <m:r>
                 <m:t> </m:t>
               </m:r>
@@ -3067,19 +3131,21 @@
                 <m:r>
                   <m:t>f</m:t>
                 </m:r>
-                <m:d>
-                  <m:dPr>
-                    <m:begChr m:val="("/>
-                    <m:sepChr m:val=""/>
-                    <m:endChr m:val=")"/>
-                    <m:grow/>
-                  </m:dPr>
-                  <m:e>
-                    <m:r>
-                      <m:t>x</m:t>
-                    </m:r>
-                  </m:e>
-                </m:d>
+                <m:r>
+                  <m:rPr>
+                    <m:sty m:val="p"/>
+                  </m:rPr>
+                  <m:t>(</m:t>
+                </m:r>
+                <m:r>
+                  <m:t>x</m:t>
+                </m:r>
+                <m:r>
+                  <m:rPr>
+                    <m:sty m:val="p"/>
+                  </m:rPr>
+                  <m:t>)</m:t>
+                </m:r>
                 <m:r>
                   <m:t> </m:t>
                 </m:r>
@@ -3124,19 +3190,21 @@
                     </m:r>
                   </m:e>
                 </m:nary>
-                <m:d>
-                  <m:dPr>
-                    <m:begChr m:val="("/>
-                    <m:sepChr m:val=""/>
-                    <m:endChr m:val=")"/>
-                    <m:grow/>
-                  </m:dPr>
-                  <m:e>
-                    <m:r>
-                      <m:t>x</m:t>
-                    </m:r>
-                  </m:e>
-                </m:d>
+                <m:r>
+                  <m:rPr>
+                    <m:sty m:val="p"/>
+                  </m:rPr>
+                  <m:t>(</m:t>
+                </m:r>
+                <m:r>
+                  <m:t>x</m:t>
+                </m:r>
+                <m:r>
+                  <m:rPr>
+                    <m:sty m:val="p"/>
+                  </m:rPr>
+                  <m:t>)</m:t>
+                </m:r>
                 <m:r>
                   <m:t> </m:t>
                 </m:r>
@@ -3179,19 +3247,21 @@
               <m:r>
                 <m:t>g</m:t>
               </m:r>
-              <m:d>
-                <m:dPr>
-                  <m:begChr m:val="("/>
-                  <m:sepChr m:val=""/>
-                  <m:endChr m:val=")"/>
-                  <m:grow/>
-                </m:dPr>
-                <m:e>
-                  <m:r>
-                    <m:t>x</m:t>
-                  </m:r>
-                </m:e>
-              </m:d>
+              <m:r>
+                <m:rPr>
+                  <m:sty m:val="p"/>
+                </m:rPr>
+                <m:t>(</m:t>
+              </m:r>
+              <m:r>
+                <m:t>x</m:t>
+              </m:r>
+              <m:r>
+                <m:rPr>
+                  <m:sty m:val="p"/>
+                </m:rPr>
+                <m:t>)</m:t>
+              </m:r>
             </m:oMath>
             <w:r>
               <w:t xml:space="preserve">:</w:t>
@@ -3229,19 +3299,21 @@
                     </m:r>
                   </m:e>
                 </m:nary>
-                <m:d>
-                  <m:dPr>
-                    <m:begChr m:val="("/>
-                    <m:sepChr m:val=""/>
-                    <m:endChr m:val=")"/>
-                    <m:grow/>
-                  </m:dPr>
-                  <m:e>
-                    <m:r>
-                      <m:t>x</m:t>
-                    </m:r>
-                  </m:e>
-                </m:d>
+                <m:r>
+                  <m:rPr>
+                    <m:sty m:val="p"/>
+                  </m:rPr>
+                  <m:t>(</m:t>
+                </m:r>
+                <m:r>
+                  <m:t>x</m:t>
+                </m:r>
+                <m:r>
+                  <m:rPr>
+                    <m:sty m:val="p"/>
+                  </m:rPr>
+                  <m:t>)</m:t>
+                </m:r>
                 <m:r>
                   <m:rPr>
                     <m:sty m:val="p"/>
@@ -3251,19 +3323,21 @@
                 <m:r>
                   <m:t>g</m:t>
                 </m:r>
-                <m:d>
-                  <m:dPr>
-                    <m:begChr m:val="("/>
-                    <m:sepChr m:val=""/>
-                    <m:endChr m:val=")"/>
-                    <m:grow/>
-                  </m:dPr>
-                  <m:e>
-                    <m:r>
-                      <m:t>x</m:t>
-                    </m:r>
-                  </m:e>
-                </m:d>
+                <m:r>
+                  <m:rPr>
+                    <m:sty m:val="p"/>
+                  </m:rPr>
+                  <m:t>(</m:t>
+                </m:r>
+                <m:r>
+                  <m:t>x</m:t>
+                </m:r>
+                <m:r>
+                  <m:rPr>
+                    <m:sty m:val="p"/>
+                  </m:rPr>
+                  <m:t>)</m:t>
+                </m:r>
                 <m:r>
                   <m:t> </m:t>
                 </m:r>
@@ -3305,19 +3379,21 @@
                     </m:r>
                   </m:e>
                 </m:nary>
-                <m:d>
-                  <m:dPr>
-                    <m:begChr m:val="("/>
-                    <m:sepChr m:val=""/>
-                    <m:endChr m:val=")"/>
-                    <m:grow/>
-                  </m:dPr>
-                  <m:e>
-                    <m:r>
-                      <m:t>x</m:t>
-                    </m:r>
-                  </m:e>
-                </m:d>
+                <m:r>
+                  <m:rPr>
+                    <m:sty m:val="p"/>
+                  </m:rPr>
+                  <m:t>(</m:t>
+                </m:r>
+                <m:r>
+                  <m:t>x</m:t>
+                </m:r>
+                <m:r>
+                  <m:rPr>
+                    <m:sty m:val="p"/>
+                  </m:rPr>
+                  <m:t>)</m:t>
+                </m:r>
                 <m:r>
                   <m:t> </m:t>
                 </m:r>
@@ -3359,19 +3435,21 @@
                     </m:r>
                   </m:e>
                 </m:nary>
-                <m:d>
-                  <m:dPr>
-                    <m:begChr m:val="("/>
-                    <m:sepChr m:val=""/>
-                    <m:endChr m:val=")"/>
-                    <m:grow/>
-                  </m:dPr>
-                  <m:e>
-                    <m:r>
-                      <m:t>x</m:t>
-                    </m:r>
-                  </m:e>
-                </m:d>
+                <m:r>
+                  <m:rPr>
+                    <m:sty m:val="p"/>
+                  </m:rPr>
+                  <m:t>(</m:t>
+                </m:r>
+                <m:r>
+                  <m:t>x</m:t>
+                </m:r>
+                <m:r>
+                  <m:rPr>
+                    <m:sty m:val="p"/>
+                  </m:rPr>
+                  <m:t>)</m:t>
+                </m:r>
                 <m:r>
                   <m:t> </m:t>
                 </m:r>
@@ -3414,19 +3492,21 @@
               <m:r>
                 <m:t>g</m:t>
               </m:r>
-              <m:d>
-                <m:dPr>
-                  <m:begChr m:val="("/>
-                  <m:sepChr m:val=""/>
-                  <m:endChr m:val=")"/>
-                  <m:grow/>
-                </m:dPr>
-                <m:e>
-                  <m:r>
-                    <m:t>x</m:t>
-                  </m:r>
-                </m:e>
-              </m:d>
+              <m:r>
+                <m:rPr>
+                  <m:sty m:val="p"/>
+                </m:rPr>
+                <m:t>(</m:t>
+              </m:r>
+              <m:r>
+                <m:t>x</m:t>
+              </m:r>
+              <m:r>
+                <m:rPr>
+                  <m:sty m:val="p"/>
+                </m:rPr>
+                <m:t>)</m:t>
+              </m:r>
             </m:oMath>
             <w:r>
               <w:t xml:space="preserve"> </w:t>
@@ -3438,28 +3518,30 @@
               <w:t xml:space="preserve"> </w:t>
             </w:r>
             <m:oMath>
-              <m:d>
-                <m:dPr>
-                  <m:begChr m:val="["/>
-                  <m:sepChr m:val=""/>
-                  <m:endChr m:val="]"/>
-                  <m:grow/>
-                </m:dPr>
-                <m:e>
-                  <m:r>
-                    <m:t>a</m:t>
-                  </m:r>
-                  <m:r>
-                    <m:rPr>
-                      <m:sty m:val="p"/>
-                    </m:rPr>
-                    <m:t>,</m:t>
-                  </m:r>
-                  <m:r>
-                    <m:t>b</m:t>
-                  </m:r>
-                </m:e>
-              </m:d>
+              <m:r>
+                <m:rPr>
+                  <m:sty m:val="p"/>
+                </m:rPr>
+                <m:t>[</m:t>
+              </m:r>
+              <m:r>
+                <m:t>a</m:t>
+              </m:r>
+              <m:r>
+                <m:rPr>
+                  <m:sty m:val="p"/>
+                </m:rPr>
+                <m:t>,</m:t>
+              </m:r>
+              <m:r>
+                <m:t>b</m:t>
+              </m:r>
+              <m:r>
+                <m:rPr>
+                  <m:sty m:val="p"/>
+                </m:rPr>
+                <m:t>]</m:t>
+              </m:r>
             </m:oMath>
             <w:r>
               <w:t xml:space="preserve">:</w:t>
@@ -3497,19 +3579,21 @@
                     </m:r>
                   </m:e>
                 </m:nary>
-                <m:d>
-                  <m:dPr>
-                    <m:begChr m:val="("/>
-                    <m:sepChr m:val=""/>
-                    <m:endChr m:val=")"/>
-                    <m:grow/>
-                  </m:dPr>
-                  <m:e>
-                    <m:r>
-                      <m:t>x</m:t>
-                    </m:r>
-                  </m:e>
-                </m:d>
+                <m:r>
+                  <m:rPr>
+                    <m:sty m:val="p"/>
+                  </m:rPr>
+                  <m:t>(</m:t>
+                </m:r>
+                <m:r>
+                  <m:t>x</m:t>
+                </m:r>
+                <m:r>
+                  <m:rPr>
+                    <m:sty m:val="p"/>
+                  </m:rPr>
+                  <m:t>)</m:t>
+                </m:r>
                 <m:r>
                   <m:rPr>
                     <m:sty m:val="p"/>
@@ -3519,19 +3603,21 @@
                 <m:r>
                   <m:t>g</m:t>
                 </m:r>
-                <m:d>
-                  <m:dPr>
-                    <m:begChr m:val="("/>
-                    <m:sepChr m:val=""/>
-                    <m:endChr m:val=")"/>
-                    <m:grow/>
-                  </m:dPr>
-                  <m:e>
-                    <m:r>
-                      <m:t>x</m:t>
-                    </m:r>
-                  </m:e>
-                </m:d>
+                <m:r>
+                  <m:rPr>
+                    <m:sty m:val="p"/>
+                  </m:rPr>
+                  <m:t>(</m:t>
+                </m:r>
+                <m:r>
+                  <m:t>x</m:t>
+                </m:r>
+                <m:r>
+                  <m:rPr>
+                    <m:sty m:val="p"/>
+                  </m:rPr>
+                  <m:t>)</m:t>
+                </m:r>
                 <m:r>
                   <m:t> </m:t>
                 </m:r>
@@ -3573,19 +3659,21 @@
                     </m:r>
                   </m:e>
                 </m:nary>
-                <m:d>
-                  <m:dPr>
-                    <m:begChr m:val="("/>
-                    <m:sepChr m:val=""/>
-                    <m:endChr m:val=")"/>
-                    <m:grow/>
-                  </m:dPr>
-                  <m:e>
-                    <m:r>
-                      <m:t>x</m:t>
-                    </m:r>
-                  </m:e>
-                </m:d>
+                <m:r>
+                  <m:rPr>
+                    <m:sty m:val="p"/>
+                  </m:rPr>
+                  <m:t>(</m:t>
+                </m:r>
+                <m:r>
+                  <m:t>x</m:t>
+                </m:r>
+                <m:r>
+                  <m:rPr>
+                    <m:sty m:val="p"/>
+                  </m:rPr>
+                  <m:t>)</m:t>
+                </m:r>
                 <m:r>
                   <m:t> </m:t>
                 </m:r>
@@ -3627,19 +3715,21 @@
                     </m:r>
                   </m:e>
                 </m:nary>
-                <m:d>
-                  <m:dPr>
-                    <m:begChr m:val="("/>
-                    <m:sepChr m:val=""/>
-                    <m:endChr m:val=")"/>
-                    <m:grow/>
-                  </m:dPr>
-                  <m:e>
-                    <m:r>
-                      <m:t>x</m:t>
-                    </m:r>
-                  </m:e>
-                </m:d>
+                <m:r>
+                  <m:rPr>
+                    <m:sty m:val="p"/>
+                  </m:rPr>
+                  <m:t>(</m:t>
+                </m:r>
+                <m:r>
+                  <m:t>x</m:t>
+                </m:r>
+                <m:r>
+                  <m:rPr>
+                    <m:sty m:val="p"/>
+                  </m:rPr>
+                  <m:t>)</m:t>
+                </m:r>
                 <m:r>
                   <m:t> </m:t>
                 </m:r>
@@ -3749,19 +3839,21 @@
                     </m:r>
                   </m:e>
                 </m:nary>
-                <m:d>
-                  <m:dPr>
-                    <m:begChr m:val="("/>
-                    <m:sepChr m:val=""/>
-                    <m:endChr m:val=")"/>
-                    <m:grow/>
-                  </m:dPr>
-                  <m:e>
-                    <m:r>
-                      <m:t>x</m:t>
-                    </m:r>
-                  </m:e>
-                </m:d>
+                <m:r>
+                  <m:rPr>
+                    <m:sty m:val="p"/>
+                  </m:rPr>
+                  <m:t>(</m:t>
+                </m:r>
+                <m:r>
+                  <m:t>x</m:t>
+                </m:r>
+                <m:r>
+                  <m:rPr>
+                    <m:sty m:val="p"/>
+                  </m:rPr>
+                  <m:t>)</m:t>
+                </m:r>
                 <m:r>
                   <m:t> </m:t>
                 </m:r>
@@ -3801,19 +3893,21 @@
                     <m:r>
                       <m:t>f</m:t>
                     </m:r>
-                    <m:d>
-                      <m:dPr>
-                        <m:begChr m:val="("/>
-                        <m:sepChr m:val=""/>
-                        <m:endChr m:val=")"/>
-                        <m:grow/>
-                      </m:dPr>
-                      <m:e>
-                        <m:r>
-                          <m:t>x</m:t>
-                        </m:r>
-                      </m:e>
-                    </m:d>
+                    <m:r>
+                      <m:rPr>
+                        <m:sty m:val="p"/>
+                      </m:rPr>
+                      <m:t>(</m:t>
+                    </m:r>
+                    <m:r>
+                      <m:t>x</m:t>
+                    </m:r>
+                    <m:r>
+                      <m:rPr>
+                        <m:sty m:val="p"/>
+                      </m:rPr>
+                      <m:t>)</m:t>
+                    </m:r>
                   </m:e>
                 </m:nary>
                 <m:r>
@@ -3855,19 +3949,21 @@
                     <m:r>
                       <m:t>f</m:t>
                     </m:r>
-                    <m:d>
-                      <m:dPr>
-                        <m:begChr m:val="("/>
-                        <m:sepChr m:val=""/>
-                        <m:endChr m:val=")"/>
-                        <m:grow/>
-                      </m:dPr>
-                      <m:e>
-                        <m:r>
-                          <m:t>x</m:t>
-                        </m:r>
-                      </m:e>
-                    </m:d>
+                    <m:r>
+                      <m:rPr>
+                        <m:sty m:val="p"/>
+                      </m:rPr>
+                      <m:t>(</m:t>
+                    </m:r>
+                    <m:r>
+                      <m:t>x</m:t>
+                    </m:r>
+                    <m:r>
+                      <m:rPr>
+                        <m:sty m:val="p"/>
+                      </m:rPr>
+                      <m:t>)</m:t>
+                    </m:r>
                   </m:e>
                 </m:nary>
                 <m:r>
@@ -3902,19 +3998,21 @@
               <m:r>
                 <m:t>f</m:t>
               </m:r>
-              <m:d>
-                <m:dPr>
-                  <m:begChr m:val="("/>
-                  <m:sepChr m:val=""/>
-                  <m:endChr m:val=")"/>
-                  <m:grow/>
-                </m:dPr>
-                <m:e>
-                  <m:r>
-                    <m:t>x</m:t>
-                  </m:r>
-                </m:e>
-              </m:d>
+              <m:r>
+                <m:rPr>
+                  <m:sty m:val="p"/>
+                </m:rPr>
+                <m:t>(</m:t>
+              </m:r>
+              <m:r>
+                <m:t>x</m:t>
+              </m:r>
+              <m:r>
+                <m:rPr>
+                  <m:sty m:val="p"/>
+                </m:rPr>
+                <m:t>)</m:t>
+              </m:r>
               <m:r>
                 <m:rPr>
                   <m:sty m:val="p"/>
@@ -3924,19 +4022,21 @@
               <m:r>
                 <m:t>g</m:t>
               </m:r>
-              <m:d>
-                <m:dPr>
-                  <m:begChr m:val="("/>
-                  <m:sepChr m:val=""/>
-                  <m:endChr m:val=")"/>
-                  <m:grow/>
-                </m:dPr>
-                <m:e>
-                  <m:r>
-                    <m:t>x</m:t>
-                  </m:r>
-                </m:e>
-              </m:d>
+              <m:r>
+                <m:rPr>
+                  <m:sty m:val="p"/>
+                </m:rPr>
+                <m:t>(</m:t>
+              </m:r>
+              <m:r>
+                <m:t>x</m:t>
+              </m:r>
+              <m:r>
+                <m:rPr>
+                  <m:sty m:val="p"/>
+                </m:rPr>
+                <m:t>)</m:t>
+              </m:r>
             </m:oMath>
             <w:r>
               <w:t xml:space="preserve"> </w:t>
@@ -4016,19 +4116,21 @@
                     </m:r>
                   </m:e>
                 </m:nary>
-                <m:d>
-                  <m:dPr>
-                    <m:begChr m:val="("/>
-                    <m:sepChr m:val=""/>
-                    <m:endChr m:val=")"/>
-                    <m:grow/>
-                  </m:dPr>
-                  <m:e>
-                    <m:r>
-                      <m:t>x</m:t>
-                    </m:r>
-                  </m:e>
-                </m:d>
+                <m:r>
+                  <m:rPr>
+                    <m:sty m:val="p"/>
+                  </m:rPr>
+                  <m:t>(</m:t>
+                </m:r>
+                <m:r>
+                  <m:t>x</m:t>
+                </m:r>
+                <m:r>
+                  <m:rPr>
+                    <m:sty m:val="p"/>
+                  </m:rPr>
+                  <m:t>)</m:t>
+                </m:r>
                 <m:r>
                   <m:t> </m:t>
                 </m:r>
@@ -4070,19 +4172,21 @@
                     </m:r>
                   </m:e>
                 </m:nary>
-                <m:d>
-                  <m:dPr>
-                    <m:begChr m:val="("/>
-                    <m:sepChr m:val=""/>
-                    <m:endChr m:val=")"/>
-                    <m:grow/>
-                  </m:dPr>
-                  <m:e>
-                    <m:r>
-                      <m:t>x</m:t>
-                    </m:r>
-                  </m:e>
-                </m:d>
+                <m:r>
+                  <m:rPr>
+                    <m:sty m:val="p"/>
+                  </m:rPr>
+                  <m:t>(</m:t>
+                </m:r>
+                <m:r>
+                  <m:t>x</m:t>
+                </m:r>
+                <m:r>
+                  <m:rPr>
+                    <m:sty m:val="p"/>
+                  </m:rPr>
+                  <m:t>)</m:t>
+                </m:r>
                 <m:r>
                   <m:t> </m:t>
                 </m:r>
@@ -4153,19 +4257,21 @@
                     <m:r>
                       <m:t>f</m:t>
                     </m:r>
-                    <m:d>
-                      <m:dPr>
-                        <m:begChr m:val="("/>
-                        <m:sepChr m:val=""/>
-                        <m:endChr m:val=")"/>
-                        <m:grow/>
-                      </m:dPr>
-                      <m:e>
-                        <m:r>
-                          <m:t>x</m:t>
-                        </m:r>
-                      </m:e>
-                    </m:d>
+                    <m:r>
+                      <m:rPr>
+                        <m:sty m:val="p"/>
+                      </m:rPr>
+                      <m:t>(</m:t>
+                    </m:r>
+                    <m:r>
+                      <m:t>x</m:t>
+                    </m:r>
+                    <m:r>
+                      <m:rPr>
+                        <m:sty m:val="p"/>
+                      </m:rPr>
+                      <m:t>)</m:t>
+                    </m:r>
                   </m:e>
                 </m:nary>
                 <m:r>
@@ -4255,19 +4361,21 @@
                     </m:r>
                   </m:e>
                 </m:nary>
-                <m:d>
-                  <m:dPr>
-                    <m:begChr m:val="("/>
-                    <m:sepChr m:val=""/>
-                    <m:endChr m:val=")"/>
-                    <m:grow/>
-                  </m:dPr>
-                  <m:e>
-                    <m:r>
-                      <m:t>x</m:t>
-                    </m:r>
-                  </m:e>
-                </m:d>
+                <m:r>
+                  <m:rPr>
+                    <m:sty m:val="p"/>
+                  </m:rPr>
+                  <m:t>(</m:t>
+                </m:r>
+                <m:r>
+                  <m:t>x</m:t>
+                </m:r>
+                <m:r>
+                  <m:rPr>
+                    <m:sty m:val="p"/>
+                  </m:rPr>
+                  <m:t>)</m:t>
+                </m:r>
                 <m:r>
                   <m:t> </m:t>
                 </m:r>
@@ -4313,19 +4421,21 @@
                     <m:r>
                       <m:t>f</m:t>
                     </m:r>
-                    <m:d>
-                      <m:dPr>
-                        <m:begChr m:val="("/>
-                        <m:sepChr m:val=""/>
-                        <m:endChr m:val=")"/>
-                        <m:grow/>
-                      </m:dPr>
-                      <m:e>
-                        <m:r>
-                          <m:t>x</m:t>
-                        </m:r>
-                      </m:e>
-                    </m:d>
+                    <m:r>
+                      <m:rPr>
+                        <m:sty m:val="p"/>
+                      </m:rPr>
+                      <m:t>(</m:t>
+                    </m:r>
+                    <m:r>
+                      <m:t>x</m:t>
+                    </m:r>
+                    <m:r>
+                      <m:rPr>
+                        <m:sty m:val="p"/>
+                      </m:rPr>
+                      <m:t>)</m:t>
+                    </m:r>
                   </m:e>
                 </m:nary>
                 <m:r>
@@ -4347,7 +4457,7 @@
         </w:tc>
       </w:tr>
     </w:tbl>
-    <w:bookmarkStart w:id="40" w:name="even-and-odd-functions"/>
+    <w:bookmarkStart w:id="29" w:name="even-and-odd-functions"/>
     <w:p>
       <w:pPr>
         <w:pStyle w:val="Heading2"/>
@@ -4370,19 +4480,21 @@
         <m:r>
           <m:t>f</m:t>
         </m:r>
-        <m:d>
-          <m:dPr>
-            <m:begChr m:val="("/>
-            <m:sepChr m:val=""/>
-            <m:endChr m:val=")"/>
-            <m:grow/>
-          </m:dPr>
-          <m:e>
-            <m:r>
-              <m:t>x</m:t>
-            </m:r>
-          </m:e>
-        </m:d>
+        <m:r>
+          <m:rPr>
+            <m:sty m:val="p"/>
+          </m:rPr>
+          <m:t>(</m:t>
+        </m:r>
+        <m:r>
+          <m:t>x</m:t>
+        </m:r>
+        <m:r>
+          <m:rPr>
+            <m:sty m:val="p"/>
+          </m:rPr>
+          <m:t>)</m:t>
+        </m:r>
       </m:oMath>
       <w:r>
         <w:t xml:space="preserve"> </w:t>
@@ -4422,19 +4534,21 @@
         <m:r>
           <m:t>f</m:t>
         </m:r>
-        <m:d>
-          <m:dPr>
-            <m:begChr m:val="("/>
-            <m:sepChr m:val=""/>
-            <m:endChr m:val=")"/>
-            <m:grow/>
-          </m:dPr>
-          <m:e>
-            <m:r>
-              <m:t>x</m:t>
-            </m:r>
-          </m:e>
-        </m:d>
+        <m:r>
+          <m:rPr>
+            <m:sty m:val="p"/>
+          </m:rPr>
+          <m:t>(</m:t>
+        </m:r>
+        <m:r>
+          <m:t>x</m:t>
+        </m:r>
+        <m:r>
+          <m:rPr>
+            <m:sty m:val="p"/>
+          </m:rPr>
+          <m:t>)</m:t>
+        </m:r>
       </m:oMath>
       <w:r>
         <w:t xml:space="preserve"> </w:t>
@@ -4479,19 +4593,21 @@
               <m:r>
                 <m:t>f</m:t>
               </m:r>
-              <m:d>
-                <m:dPr>
-                  <m:begChr m:val="("/>
-                  <m:sepChr m:val=""/>
-                  <m:endChr m:val=")"/>
-                  <m:grow/>
-                </m:dPr>
-                <m:e>
-                  <m:r>
-                    <m:t>x</m:t>
-                  </m:r>
-                </m:e>
-              </m:d>
+              <m:r>
+                <m:rPr>
+                  <m:sty m:val="p"/>
+                </m:rPr>
+                <m:t>(</m:t>
+              </m:r>
+              <m:r>
+                <m:t>x</m:t>
+              </m:r>
+              <m:r>
+                <m:rPr>
+                  <m:sty m:val="p"/>
+                </m:rPr>
+                <m:t>)</m:t>
+              </m:r>
             </m:e>
           </m:nary>
           <m:r>
@@ -4541,19 +4657,21 @@
         <m:r>
           <m:t>f</m:t>
         </m:r>
-        <m:d>
-          <m:dPr>
-            <m:begChr m:val="("/>
-            <m:sepChr m:val=""/>
-            <m:endChr m:val=")"/>
-            <m:grow/>
-          </m:dPr>
-          <m:e>
-            <m:r>
-              <m:t>x</m:t>
-            </m:r>
-          </m:e>
-        </m:d>
+        <m:r>
+          <m:rPr>
+            <m:sty m:val="p"/>
+          </m:rPr>
+          <m:t>(</m:t>
+        </m:r>
+        <m:r>
+          <m:t>x</m:t>
+        </m:r>
+        <m:r>
+          <m:rPr>
+            <m:sty m:val="p"/>
+          </m:rPr>
+          <m:t>)</m:t>
+        </m:r>
       </m:oMath>
       <w:r>
         <w:t xml:space="preserve"> </w:t>
@@ -4598,19 +4716,21 @@
               <m:r>
                 <m:t>f</m:t>
               </m:r>
-              <m:d>
-                <m:dPr>
-                  <m:begChr m:val="("/>
-                  <m:sepChr m:val=""/>
-                  <m:endChr m:val=")"/>
-                  <m:grow/>
-                </m:dPr>
-                <m:e>
-                  <m:r>
-                    <m:t>x</m:t>
-                  </m:r>
-                </m:e>
-              </m:d>
+              <m:r>
+                <m:rPr>
+                  <m:sty m:val="p"/>
+                </m:rPr>
+                <m:t>(</m:t>
+              </m:r>
+              <m:r>
+                <m:t>x</m:t>
+              </m:r>
+              <m:r>
+                <m:rPr>
+                  <m:sty m:val="p"/>
+                </m:rPr>
+                <m:t>)</m:t>
+              </m:r>
             </m:e>
           </m:nary>
           <m:r>
@@ -4655,19 +4775,21 @@
               <m:r>
                 <m:t>f</m:t>
               </m:r>
-              <m:d>
-                <m:dPr>
-                  <m:begChr m:val="("/>
-                  <m:sepChr m:val=""/>
-                  <m:endChr m:val=")"/>
-                  <m:grow/>
-                </m:dPr>
-                <m:e>
-                  <m:r>
-                    <m:t>x</m:t>
-                  </m:r>
-                </m:e>
-              </m:d>
+              <m:r>
+                <m:rPr>
+                  <m:sty m:val="p"/>
+                </m:rPr>
+                <m:t>(</m:t>
+              </m:r>
+              <m:r>
+                <m:t>x</m:t>
+              </m:r>
+              <m:r>
+                <m:rPr>
+                  <m:sty m:val="p"/>
+                </m:rPr>
+                <m:t>)</m:t>
+              </m:r>
             </m:e>
           </m:nary>
           <m:r>
@@ -4699,8 +4821,8 @@
         <w:t xml:space="preserve">:::</w:t>
       </w:r>
     </w:p>
-    <w:bookmarkEnd w:id="40"/>
-    <w:bookmarkStart w:id="41" w:name="X40cb63d2e3a9d84f759aadda1cd8d81b4918537"/>
+    <w:bookmarkEnd w:id="29"/>
+    <w:bookmarkStart w:id="30" w:name="X40cb63d2e3a9d84f759aadda1cd8d81b4918537"/>
     <w:p>
       <w:pPr>
         <w:pStyle w:val="Heading2"/>
@@ -4709,8 +4831,8 @@
         <w:t xml:space="preserve">Definite integrals of piecewise functions</w:t>
       </w:r>
     </w:p>
-    <w:bookmarkEnd w:id="41"/>
-    <w:bookmarkStart w:id="56" w:name="definite-integrals-with-infinite-limits"/>
+    <w:bookmarkEnd w:id="30"/>
+    <w:bookmarkStart w:id="45" w:name="definite-integrals-with-infinite-limits"/>
     <w:p>
       <w:pPr>
         <w:pStyle w:val="Heading2"/>
@@ -4760,18 +4882,18 @@
                 <wp:inline>
                   <wp:extent cx="152400" cy="152400"/>
                   <wp:effectExtent b="0" l="0" r="0" t="0"/>
-                  <wp:docPr descr="" title="" id="42" name="Picture"/>
+                  <wp:docPr descr="" title="" id="31" name="Picture"/>
                   <a:graphic>
                     <a:graphicData uri="http://schemas.openxmlformats.org/drawingml/2006/picture">
                       <pic:pic>
                         <pic:nvPicPr>
-                          <pic:cNvPr descr="/Applications/quarto/share/formats/docx/important.png" id="43" name="Picture"/>
+                          <pic:cNvPr descr="/Applications/quarto/share/formats/docx/important.png" id="32" name="Picture"/>
                           <pic:cNvPicPr>
                             <a:picLocks noChangeArrowheads="1" noChangeAspect="1"/>
                           </pic:cNvPicPr>
                         </pic:nvPicPr>
                         <pic:blipFill>
-                          <a:blip r:embed="rId32"/>
+                          <a:blip r:embed="rId21"/>
                           <a:stretch>
                             <a:fillRect/>
                           </a:stretch>
@@ -4863,19 +4985,21 @@
                     </m:r>
                   </m:e>
                 </m:nary>
-                <m:d>
-                  <m:dPr>
-                    <m:begChr m:val="("/>
-                    <m:sepChr m:val=""/>
-                    <m:endChr m:val=")"/>
-                    <m:grow/>
-                  </m:dPr>
-                  <m:e>
-                    <m:r>
-                      <m:t>x</m:t>
-                    </m:r>
-                  </m:e>
-                </m:d>
+                <m:r>
+                  <m:rPr>
+                    <m:sty m:val="p"/>
+                  </m:rPr>
+                  <m:t>(</m:t>
+                </m:r>
+                <m:r>
+                  <m:t>x</m:t>
+                </m:r>
+                <m:r>
+                  <m:rPr>
+                    <m:sty m:val="p"/>
+                  </m:rPr>
+                  <m:t>)</m:t>
+                </m:r>
                 <m:r>
                   <m:t> </m:t>
                 </m:r>
@@ -4918,19 +5042,21 @@
                     </m:r>
                   </m:e>
                 </m:nary>
-                <m:d>
-                  <m:dPr>
-                    <m:begChr m:val="("/>
-                    <m:sepChr m:val=""/>
-                    <m:endChr m:val=")"/>
-                    <m:grow/>
-                  </m:dPr>
-                  <m:e>
-                    <m:r>
-                      <m:t>t</m:t>
-                    </m:r>
-                  </m:e>
-                </m:d>
+                <m:r>
+                  <m:rPr>
+                    <m:sty m:val="p"/>
+                  </m:rPr>
+                  <m:t>(</m:t>
+                </m:r>
+                <m:r>
+                  <m:t>t</m:t>
+                </m:r>
+                <m:r>
+                  <m:rPr>
+                    <m:sty m:val="p"/>
+                  </m:rPr>
+                  <m:t>)</m:t>
+                </m:r>
                 <m:r>
                   <m:t> </m:t>
                 </m:r>
@@ -4973,19 +5099,21 @@
                     </m:r>
                   </m:e>
                 </m:nary>
-                <m:d>
-                  <m:dPr>
-                    <m:begChr m:val="("/>
-                    <m:sepChr m:val=""/>
-                    <m:endChr m:val=")"/>
-                    <m:grow/>
-                  </m:dPr>
-                  <m:e>
-                    <m:r>
-                      <m:t>θ</m:t>
-                    </m:r>
-                  </m:e>
-                </m:d>
+                <m:r>
+                  <m:rPr>
+                    <m:sty m:val="p"/>
+                  </m:rPr>
+                  <m:t>(</m:t>
+                </m:r>
+                <m:r>
+                  <m:t>θ</m:t>
+                </m:r>
+                <m:r>
+                  <m:rPr>
+                    <m:sty m:val="p"/>
+                  </m:rPr>
+                  <m:t>)</m:t>
+                </m:r>
                 <m:r>
                   <m:t> </m:t>
                 </m:r>
@@ -5030,19 +5158,21 @@
               <m:r>
                 <m:t>f</m:t>
               </m:r>
-              <m:d>
-                <m:dPr>
-                  <m:begChr m:val="("/>
-                  <m:sepChr m:val=""/>
-                  <m:endChr m:val=")"/>
-                  <m:grow/>
-                </m:dPr>
-                <m:e>
-                  <m:r>
-                    <m:t>x</m:t>
-                  </m:r>
-                </m:e>
-              </m:d>
+              <m:r>
+                <m:rPr>
+                  <m:sty m:val="p"/>
+                </m:rPr>
+                <m:t>(</m:t>
+              </m:r>
+              <m:r>
+                <m:t>x</m:t>
+              </m:r>
+              <m:r>
+                <m:rPr>
+                  <m:sty m:val="p"/>
+                </m:rPr>
+                <m:t>)</m:t>
+              </m:r>
             </m:oMath>
             <w:r>
               <w:t xml:space="preserve"> </w:t>
@@ -5185,19 +5315,21 @@
               <m:r>
                 <m:t>f</m:t>
               </m:r>
-              <m:d>
-                <m:dPr>
-                  <m:begChr m:val="("/>
-                  <m:sepChr m:val=""/>
-                  <m:endChr m:val=")"/>
-                  <m:grow/>
-                </m:dPr>
-                <m:e>
-                  <m:r>
-                    <m:t>x</m:t>
-                  </m:r>
-                </m:e>
-              </m:d>
+              <m:r>
+                <m:rPr>
+                  <m:sty m:val="p"/>
+                </m:rPr>
+                <m:t>(</m:t>
+              </m:r>
+              <m:r>
+                <m:t>x</m:t>
+              </m:r>
+              <m:r>
+                <m:rPr>
+                  <m:sty m:val="p"/>
+                </m:rPr>
+                <m:t>)</m:t>
+              </m:r>
             </m:oMath>
             <w:r>
               <w:t xml:space="preserve">, the</w:t>
@@ -5309,19 +5441,21 @@
               <m:r>
                 <m:t>f</m:t>
               </m:r>
-              <m:d>
-                <m:dPr>
-                  <m:begChr m:val="("/>
-                  <m:sepChr m:val=""/>
-                  <m:endChr m:val=")"/>
-                  <m:grow/>
-                </m:dPr>
-                <m:e>
-                  <m:r>
-                    <m:t>x</m:t>
-                  </m:r>
-                </m:e>
-              </m:d>
+              <m:r>
+                <m:rPr>
+                  <m:sty m:val="p"/>
+                </m:rPr>
+                <m:t>(</m:t>
+              </m:r>
+              <m:r>
+                <m:t>x</m:t>
+              </m:r>
+              <m:r>
+                <m:rPr>
+                  <m:sty m:val="p"/>
+                </m:rPr>
+                <m:t>)</m:t>
+              </m:r>
             </m:oMath>
             <w:r>
               <w:t xml:space="preserve"> </w:t>
@@ -5434,7 +5568,7 @@
       <w:tr>
         <w:tc>
           <w:tcPr/>
-          <w:bookmarkStart w:id="47" w:name="fig-1"/>
+          <w:bookmarkStart w:id="36" w:name="fig-1"/>
           <w:p>
             <w:pPr>
               <w:pStyle w:val="Compact"/>
@@ -5445,18 +5579,18 @@
                 <wp:inline>
                   <wp:extent cx="5755521" cy="1642250"/>
                   <wp:effectExtent b="0" l="0" r="0" t="0"/>
-                  <wp:docPr descr="" title="" id="45" name="Picture"/>
+                  <wp:docPr descr="" title="" id="34" name="Picture"/>
                   <a:graphic>
                     <a:graphicData uri="http://schemas.openxmlformats.org/drawingml/2006/picture">
                       <pic:pic>
                         <pic:nvPicPr>
-                          <pic:cNvPr descr="./FiguresPNG/introtointegration-fig1.png" id="46" name="Picture"/>
+                          <pic:cNvPr descr="./FiguresPNG/introtointegration-fig1.png" id="35" name="Picture"/>
                           <pic:cNvPicPr>
                             <a:picLocks noChangeArrowheads="1" noChangeAspect="1"/>
                           </pic:cNvPicPr>
                         </pic:nvPicPr>
                         <pic:blipFill>
-                          <a:blip r:embed="rId44"/>
+                          <a:blip r:embed="rId33"/>
                           <a:stretch>
                             <a:fillRect/>
                           </a:stretch>
@@ -5522,19 +5656,21 @@
                   </m:r>
                 </m:e>
               </m:nary>
-              <m:d>
-                <m:dPr>
-                  <m:begChr m:val="("/>
-                  <m:sepChr m:val=""/>
-                  <m:endChr m:val=")"/>
-                  <m:grow/>
-                </m:dPr>
-                <m:e>
-                  <m:r>
-                    <m:t>x</m:t>
-                  </m:r>
-                </m:e>
-              </m:d>
+              <m:r>
+                <m:rPr>
+                  <m:sty m:val="p"/>
+                </m:rPr>
+                <m:t>(</m:t>
+              </m:r>
+              <m:r>
+                <m:t>x</m:t>
+              </m:r>
+              <m:r>
+                <m:rPr>
+                  <m:sty m:val="p"/>
+                </m:rPr>
+                <m:t>)</m:t>
+              </m:r>
               <m:r>
                 <m:t> </m:t>
               </m:r>
@@ -5552,7 +5688,7 @@
               <w:t xml:space="preserve">.</w:t>
             </w:r>
           </w:p>
-          <w:bookmarkEnd w:id="47"/>
+          <w:bookmarkEnd w:id="36"/>
         </w:tc>
       </w:tr>
     </w:tbl>
@@ -5604,18 +5740,18 @@
                 <wp:inline>
                   <wp:extent cx="152400" cy="152400"/>
                   <wp:effectExtent b="0" l="0" r="0" t="0"/>
-                  <wp:docPr descr="" title="" id="48" name="Picture"/>
+                  <wp:docPr descr="" title="" id="37" name="Picture"/>
                   <a:graphic>
                     <a:graphicData uri="http://schemas.openxmlformats.org/drawingml/2006/picture">
                       <pic:pic>
                         <pic:nvPicPr>
-                          <pic:cNvPr descr="/Applications/quarto/share/formats/docx/note.png" id="49" name="Picture"/>
+                          <pic:cNvPr descr="/Applications/quarto/share/formats/docx/note.png" id="38" name="Picture"/>
                           <pic:cNvPicPr>
                             <a:picLocks noChangeArrowheads="1" noChangeAspect="1"/>
                           </pic:cNvPicPr>
                         </pic:nvPicPr>
                         <pic:blipFill>
-                          <a:blip r:embed="rId22"/>
+                          <a:blip r:embed="rId11"/>
                           <a:stretch>
                             <a:fillRect/>
                           </a:stretch>
@@ -5677,19 +5813,21 @@
               <m:r>
                 <m:t>f</m:t>
               </m:r>
-              <m:d>
-                <m:dPr>
-                  <m:begChr m:val="("/>
-                  <m:sepChr m:val=""/>
-                  <m:endChr m:val=")"/>
-                  <m:grow/>
-                </m:dPr>
-                <m:e>
-                  <m:r>
-                    <m:t>x</m:t>
-                  </m:r>
-                </m:e>
-              </m:d>
+              <m:r>
+                <m:rPr>
+                  <m:sty m:val="p"/>
+                </m:rPr>
+                <m:t>(</m:t>
+              </m:r>
+              <m:r>
+                <m:t>x</m:t>
+              </m:r>
+              <m:r>
+                <m:rPr>
+                  <m:sty m:val="p"/>
+                </m:rPr>
+                <m:t>)</m:t>
+              </m:r>
               <m:r>
                 <m:rPr>
                   <m:sty m:val="p"/>
@@ -5815,19 +5953,21 @@
               <m:r>
                 <m:t>f</m:t>
               </m:r>
-              <m:d>
-                <m:dPr>
-                  <m:begChr m:val="("/>
-                  <m:sepChr m:val=""/>
-                  <m:endChr m:val=")"/>
-                  <m:grow/>
-                </m:dPr>
-                <m:e>
-                  <m:r>
-                    <m:t>x</m:t>
-                  </m:r>
-                </m:e>
-              </m:d>
+              <m:r>
+                <m:rPr>
+                  <m:sty m:val="p"/>
+                </m:rPr>
+                <m:t>(</m:t>
+              </m:r>
+              <m:r>
+                <m:t>x</m:t>
+              </m:r>
+              <m:r>
+                <m:rPr>
+                  <m:sty m:val="p"/>
+                </m:rPr>
+                <m:t>)</m:t>
+              </m:r>
             </m:oMath>
             <w:r>
               <w:t xml:space="preserve"> </w:t>
@@ -5976,19 +6116,21 @@
               <m:r>
                 <m:t>f</m:t>
               </m:r>
-              <m:d>
-                <m:dPr>
-                  <m:begChr m:val="("/>
-                  <m:sepChr m:val=""/>
-                  <m:endChr m:val=")"/>
-                  <m:grow/>
-                </m:dPr>
-                <m:e>
-                  <m:r>
-                    <m:t>x</m:t>
-                  </m:r>
-                </m:e>
-              </m:d>
+              <m:r>
+                <m:rPr>
+                  <m:sty m:val="p"/>
+                </m:rPr>
+                <m:t>(</m:t>
+              </m:r>
+              <m:r>
+                <m:t>x</m:t>
+              </m:r>
+              <m:r>
+                <m:rPr>
+                  <m:sty m:val="p"/>
+                </m:rPr>
+                <m:t>)</m:t>
+              </m:r>
               <m:r>
                 <m:rPr>
                   <m:sty m:val="p"/>
@@ -6091,28 +6233,30 @@
                 </m:rPr>
                 <m:t>=</m:t>
               </m:r>
-              <m:d>
-                <m:dPr>
-                  <m:begChr m:val="("/>
-                  <m:sepChr m:val=""/>
-                  <m:endChr m:val=")"/>
-                  <m:grow/>
-                </m:dPr>
-                <m:e>
-                  <m:r>
-                    <m:t>3</m:t>
-                  </m:r>
-                  <m:r>
-                    <m:rPr>
-                      <m:sty m:val="p"/>
-                    </m:rPr>
-                    <m:t>⋅</m:t>
-                  </m:r>
-                  <m:r>
-                    <m:t>3</m:t>
-                  </m:r>
-                </m:e>
-              </m:d>
+              <m:r>
+                <m:rPr>
+                  <m:sty m:val="p"/>
+                </m:rPr>
+                <m:t>(</m:t>
+              </m:r>
+              <m:r>
+                <m:t>3</m:t>
+              </m:r>
+              <m:r>
+                <m:rPr>
+                  <m:sty m:val="p"/>
+                </m:rPr>
+                <m:t>⋅</m:t>
+              </m:r>
+              <m:r>
+                <m:t>3</m:t>
+              </m:r>
+              <m:r>
+                <m:rPr>
+                  <m:sty m:val="p"/>
+                </m:rPr>
+                <m:t>)</m:t>
+              </m:r>
               <m:r>
                 <m:rPr>
                   <m:sty m:val="p"/>
@@ -6259,18 +6403,18 @@
                 <wp:inline>
                   <wp:extent cx="152400" cy="152400"/>
                   <wp:effectExtent b="0" l="0" r="0" t="0"/>
-                  <wp:docPr descr="" title="" id="50" name="Picture"/>
+                  <wp:docPr descr="" title="" id="39" name="Picture"/>
                   <a:graphic>
                     <a:graphicData uri="http://schemas.openxmlformats.org/drawingml/2006/picture">
                       <pic:pic>
                         <pic:nvPicPr>
-                          <pic:cNvPr descr="/Applications/quarto/share/formats/docx/important.png" id="51" name="Picture"/>
+                          <pic:cNvPr descr="/Applications/quarto/share/formats/docx/important.png" id="40" name="Picture"/>
                           <pic:cNvPicPr>
                             <a:picLocks noChangeArrowheads="1" noChangeAspect="1"/>
                           </pic:cNvPicPr>
                         </pic:nvPicPr>
                         <pic:blipFill>
-                          <a:blip r:embed="rId32"/>
+                          <a:blip r:embed="rId21"/>
                           <a:stretch>
                             <a:fillRect/>
                           </a:stretch>
@@ -6420,7 +6564,7 @@
       <w:tr>
         <w:tc>
           <w:tcPr/>
-          <w:bookmarkStart w:id="55" w:name="fig-1"/>
+          <w:bookmarkStart w:id="44" w:name="fig-1"/>
           <w:p>
             <w:pPr>
               <w:pStyle w:val="Compact"/>
@@ -6431,18 +6575,18 @@
                 <wp:inline>
                   <wp:extent cx="5755521" cy="1816567"/>
                   <wp:effectExtent b="0" l="0" r="0" t="0"/>
-                  <wp:docPr descr="" title="" id="53" name="Picture"/>
+                  <wp:docPr descr="" title="" id="42" name="Picture"/>
                   <a:graphic>
                     <a:graphicData uri="http://schemas.openxmlformats.org/drawingml/2006/picture">
                       <pic:pic>
                         <pic:nvPicPr>
-                          <pic:cNvPr descr="./FiguresPNG/introtointegration-fig2.png" id="54" name="Picture"/>
+                          <pic:cNvPr descr="./FiguresPNG/introtointegration-fig2.png" id="43" name="Picture"/>
                           <pic:cNvPicPr>
                             <a:picLocks noChangeArrowheads="1" noChangeAspect="1"/>
                           </pic:cNvPicPr>
                         </pic:nvPicPr>
                         <pic:blipFill>
-                          <a:blip r:embed="rId52"/>
+                          <a:blip r:embed="rId41"/>
                           <a:stretch>
                             <a:fillRect/>
                           </a:stretch>
@@ -6508,19 +6652,21 @@
                   </m:r>
                 </m:e>
               </m:nary>
-              <m:d>
-                <m:dPr>
-                  <m:begChr m:val="("/>
-                  <m:sepChr m:val=""/>
-                  <m:endChr m:val=")"/>
-                  <m:grow/>
-                </m:dPr>
-                <m:e>
-                  <m:r>
-                    <m:t>x</m:t>
-                  </m:r>
-                </m:e>
-              </m:d>
+              <m:r>
+                <m:rPr>
+                  <m:sty m:val="p"/>
+                </m:rPr>
+                <m:t>(</m:t>
+              </m:r>
+              <m:r>
+                <m:t>x</m:t>
+              </m:r>
+              <m:r>
+                <m:rPr>
+                  <m:sty m:val="p"/>
+                </m:rPr>
+                <m:t>)</m:t>
+              </m:r>
               <m:r>
                 <m:t> </m:t>
               </m:r>
@@ -6541,13 +6687,13 @@
               <w:t xml:space="preserve">is equal to the bounded area above the curve minus the bounded area below the curve.</w:t>
             </w:r>
           </w:p>
-          <w:bookmarkEnd w:id="55"/>
+          <w:bookmarkEnd w:id="44"/>
         </w:tc>
       </w:tr>
     </w:tbl>
-    <w:bookmarkEnd w:id="56"/>
-    <w:bookmarkEnd w:id="57"/>
-    <w:bookmarkStart w:id="60" w:name="indefinite-integrals-and-antiderivatives"/>
+    <w:bookmarkEnd w:id="45"/>
+    <w:bookmarkEnd w:id="46"/>
+    <w:bookmarkStart w:id="49" w:name="indefinite-integrals-and-antiderivatives"/>
     <w:p>
       <w:pPr>
         <w:pStyle w:val="Heading1"/>
@@ -6570,19 +6716,21 @@
         <m:r>
           <m:t>f</m:t>
         </m:r>
-        <m:d>
-          <m:dPr>
-            <m:begChr m:val="("/>
-            <m:sepChr m:val=""/>
-            <m:endChr m:val=")"/>
-            <m:grow/>
-          </m:dPr>
-          <m:e>
-            <m:r>
-              <m:t>x</m:t>
-            </m:r>
-          </m:e>
-        </m:d>
+        <m:r>
+          <m:rPr>
+            <m:sty m:val="p"/>
+          </m:rPr>
+          <m:t>(</m:t>
+        </m:r>
+        <m:r>
+          <m:t>x</m:t>
+        </m:r>
+        <m:r>
+          <m:rPr>
+            <m:sty m:val="p"/>
+          </m:rPr>
+          <m:t>)</m:t>
+        </m:r>
         <m:r>
           <m:rPr>
             <m:sty m:val="p"/>
@@ -6669,19 +6817,21 @@
         <m:r>
           <m:t>f</m:t>
         </m:r>
-        <m:d>
-          <m:dPr>
-            <m:begChr m:val="("/>
-            <m:sepChr m:val=""/>
-            <m:endChr m:val=")"/>
-            <m:grow/>
-          </m:dPr>
-          <m:e>
-            <m:r>
-              <m:t>x</m:t>
-            </m:r>
-          </m:e>
-        </m:d>
+        <m:r>
+          <m:rPr>
+            <m:sty m:val="p"/>
+          </m:rPr>
+          <m:t>(</m:t>
+        </m:r>
+        <m:r>
+          <m:t>x</m:t>
+        </m:r>
+        <m:r>
+          <m:rPr>
+            <m:sty m:val="p"/>
+          </m:rPr>
+          <m:t>)</m:t>
+        </m:r>
         <m:r>
           <m:rPr>
             <m:sty m:val="p"/>
@@ -6771,28 +6921,36 @@
         <w:t xml:space="preserve"> </w:t>
       </w:r>
       <m:oMath>
-        <m:r>
-          <m:t>f</m:t>
-        </m:r>
+        <m:sSup>
+          <m:e>
+            <m:r>
+              <m:t>f</m:t>
+            </m:r>
+          </m:e>
+          <m:sup>
+            <m:r>
+              <m:rPr>
+                <m:sty m:val="p"/>
+              </m:rPr>
+              <m:t>′</m:t>
+            </m:r>
+          </m:sup>
+        </m:sSup>
         <m:r>
           <m:rPr>
             <m:sty m:val="p"/>
           </m:rPr>
-          <m:t>′</m:t>
-        </m:r>
-        <m:d>
-          <m:dPr>
-            <m:begChr m:val="("/>
-            <m:sepChr m:val=""/>
-            <m:endChr m:val=")"/>
-            <m:grow/>
-          </m:dPr>
-          <m:e>
-            <m:r>
-              <m:t>x</m:t>
-            </m:r>
-          </m:e>
-        </m:d>
+          <m:t>(</m:t>
+        </m:r>
+        <m:r>
+          <m:t>x</m:t>
+        </m:r>
+        <m:r>
+          <m:rPr>
+            <m:sty m:val="p"/>
+          </m:rPr>
+          <m:t>)</m:t>
+        </m:r>
       </m:oMath>
       <w:r>
         <w:t xml:space="preserve"> </w:t>
@@ -6807,19 +6965,21 @@
         <m:r>
           <m:t>f</m:t>
         </m:r>
-        <m:d>
-          <m:dPr>
-            <m:begChr m:val="("/>
-            <m:sepChr m:val=""/>
-            <m:endChr m:val=")"/>
-            <m:grow/>
-          </m:dPr>
-          <m:e>
-            <m:r>
-              <m:t>x</m:t>
-            </m:r>
-          </m:e>
-        </m:d>
+        <m:r>
+          <m:rPr>
+            <m:sty m:val="p"/>
+          </m:rPr>
+          <m:t>(</m:t>
+        </m:r>
+        <m:r>
+          <m:t>x</m:t>
+        </m:r>
+        <m:r>
+          <m:rPr>
+            <m:sty m:val="p"/>
+          </m:rPr>
+          <m:t>)</m:t>
+        </m:r>
       </m:oMath>
       <w:r>
         <w:t xml:space="preserve"> </w:t>
@@ -6830,7 +6990,7 @@
       <w:r>
         <w:t xml:space="preserve"> </w:t>
       </w:r>
-      <w:hyperlink r:id="rId58">
+      <w:hyperlink r:id="rId47">
         <w:r>
           <w:rPr>
             <w:rStyle w:val="Hyperlink"/>
@@ -6851,76 +7011,88 @@
         <m:r>
           <m:t>f</m:t>
         </m:r>
-        <m:d>
-          <m:dPr>
-            <m:begChr m:val="("/>
-            <m:sepChr m:val=""/>
-            <m:endChr m:val=")"/>
-            <m:grow/>
-          </m:dPr>
-          <m:e>
-            <m:r>
-              <m:t>x</m:t>
-            </m:r>
-          </m:e>
-        </m:d>
-      </m:oMath>
-      <w:r>
-        <w:t xml:space="preserve">, is there a function</w:t>
-      </w:r>
-      <w:r>
-        <w:t xml:space="preserve"> </w:t>
-      </w:r>
-      <m:oMath>
-        <m:r>
-          <m:t>F</m:t>
-        </m:r>
-        <m:d>
-          <m:dPr>
-            <m:begChr m:val="("/>
-            <m:sepChr m:val=""/>
-            <m:endChr m:val=")"/>
-            <m:grow/>
-          </m:dPr>
-          <m:e>
-            <m:r>
-              <m:t>x</m:t>
-            </m:r>
-          </m:e>
-        </m:d>
-      </m:oMath>
-      <w:r>
-        <w:t xml:space="preserve"> </w:t>
-      </w:r>
-      <w:r>
-        <w:t xml:space="preserve">such that</w:t>
-      </w:r>
-      <w:r>
-        <w:t xml:space="preserve"> </w:t>
-      </w:r>
-      <m:oMath>
-        <m:r>
-          <m:t>F</m:t>
-        </m:r>
         <m:r>
           <m:rPr>
             <m:sty m:val="p"/>
           </m:rPr>
-          <m:t>′</m:t>
-        </m:r>
-        <m:d>
-          <m:dPr>
-            <m:begChr m:val="("/>
-            <m:sepChr m:val=""/>
-            <m:endChr m:val=")"/>
-            <m:grow/>
-          </m:dPr>
+          <m:t>(</m:t>
+        </m:r>
+        <m:r>
+          <m:t>x</m:t>
+        </m:r>
+        <m:r>
+          <m:rPr>
+            <m:sty m:val="p"/>
+          </m:rPr>
+          <m:t>)</m:t>
+        </m:r>
+      </m:oMath>
+      <w:r>
+        <w:t xml:space="preserve">, is there a function</w:t>
+      </w:r>
+      <w:r>
+        <w:t xml:space="preserve"> </w:t>
+      </w:r>
+      <m:oMath>
+        <m:r>
+          <m:t>F</m:t>
+        </m:r>
+        <m:r>
+          <m:rPr>
+            <m:sty m:val="p"/>
+          </m:rPr>
+          <m:t>(</m:t>
+        </m:r>
+        <m:r>
+          <m:t>x</m:t>
+        </m:r>
+        <m:r>
+          <m:rPr>
+            <m:sty m:val="p"/>
+          </m:rPr>
+          <m:t>)</m:t>
+        </m:r>
+      </m:oMath>
+      <w:r>
+        <w:t xml:space="preserve"> </w:t>
+      </w:r>
+      <w:r>
+        <w:t xml:space="preserve">such that</w:t>
+      </w:r>
+      <w:r>
+        <w:t xml:space="preserve"> </w:t>
+      </w:r>
+      <m:oMath>
+        <m:sSup>
           <m:e>
             <m:r>
-              <m:t>x</m:t>
+              <m:t>F</m:t>
             </m:r>
           </m:e>
-        </m:d>
+          <m:sup>
+            <m:r>
+              <m:rPr>
+                <m:sty m:val="p"/>
+              </m:rPr>
+              <m:t>′</m:t>
+            </m:r>
+          </m:sup>
+        </m:sSup>
+        <m:r>
+          <m:rPr>
+            <m:sty m:val="p"/>
+          </m:rPr>
+          <m:t>(</m:t>
+        </m:r>
+        <m:r>
+          <m:t>x</m:t>
+        </m:r>
+        <m:r>
+          <m:rPr>
+            <m:sty m:val="p"/>
+          </m:rPr>
+          <m:t>)</m:t>
+        </m:r>
         <m:r>
           <m:rPr>
             <m:sty m:val="p"/>
@@ -6930,19 +7102,21 @@
         <m:r>
           <m:t>f</m:t>
         </m:r>
-        <m:d>
-          <m:dPr>
-            <m:begChr m:val="("/>
-            <m:sepChr m:val=""/>
-            <m:endChr m:val=")"/>
-            <m:grow/>
-          </m:dPr>
-          <m:e>
-            <m:r>
-              <m:t>x</m:t>
-            </m:r>
-          </m:e>
-        </m:d>
+        <m:r>
+          <m:rPr>
+            <m:sty m:val="p"/>
+          </m:rPr>
+          <m:t>(</m:t>
+        </m:r>
+        <m:r>
+          <m:t>x</m:t>
+        </m:r>
+        <m:r>
+          <m:rPr>
+            <m:sty m:val="p"/>
+          </m:rPr>
+          <m:t>)</m:t>
+        </m:r>
       </m:oMath>
       <w:r>
         <w:t xml:space="preserve">? If this happens, then</w:t>
@@ -6954,19 +7128,21 @@
         <m:r>
           <m:t>F</m:t>
         </m:r>
-        <m:d>
-          <m:dPr>
-            <m:begChr m:val="("/>
-            <m:sepChr m:val=""/>
-            <m:endChr m:val=")"/>
-            <m:grow/>
-          </m:dPr>
-          <m:e>
-            <m:r>
-              <m:t>x</m:t>
-            </m:r>
-          </m:e>
-        </m:d>
+        <m:r>
+          <m:rPr>
+            <m:sty m:val="p"/>
+          </m:rPr>
+          <m:t>(</m:t>
+        </m:r>
+        <m:r>
+          <m:t>x</m:t>
+        </m:r>
+        <m:r>
+          <m:rPr>
+            <m:sty m:val="p"/>
+          </m:rPr>
+          <m:t>)</m:t>
+        </m:r>
       </m:oMath>
       <w:r>
         <w:t xml:space="preserve"> </w:t>
@@ -6995,19 +7171,21 @@
         <m:r>
           <m:t>f</m:t>
         </m:r>
-        <m:d>
-          <m:dPr>
-            <m:begChr m:val="("/>
-            <m:sepChr m:val=""/>
-            <m:endChr m:val=")"/>
-            <m:grow/>
-          </m:dPr>
-          <m:e>
-            <m:r>
-              <m:t>x</m:t>
-            </m:r>
-          </m:e>
-        </m:d>
+        <m:r>
+          <m:rPr>
+            <m:sty m:val="p"/>
+          </m:rPr>
+          <m:t>(</m:t>
+        </m:r>
+        <m:r>
+          <m:t>x</m:t>
+        </m:r>
+        <m:r>
+          <m:rPr>
+            <m:sty m:val="p"/>
+          </m:rPr>
+          <m:t>)</m:t>
+        </m:r>
       </m:oMath>
       <w:r>
         <w:t xml:space="preserve">.</w:t>
@@ -7027,19 +7205,21 @@
         <m:r>
           <m:t>F</m:t>
         </m:r>
-        <m:d>
-          <m:dPr>
-            <m:begChr m:val="("/>
-            <m:sepChr m:val=""/>
-            <m:endChr m:val=")"/>
-            <m:grow/>
-          </m:dPr>
-          <m:e>
-            <m:r>
-              <m:t>x</m:t>
-            </m:r>
-          </m:e>
-        </m:d>
+        <m:r>
+          <m:rPr>
+            <m:sty m:val="p"/>
+          </m:rPr>
+          <m:t>(</m:t>
+        </m:r>
+        <m:r>
+          <m:t>x</m:t>
+        </m:r>
+        <m:r>
+          <m:rPr>
+            <m:sty m:val="p"/>
+          </m:rPr>
+          <m:t>)</m:t>
+        </m:r>
       </m:oMath>
       <w:r>
         <w:t xml:space="preserve"> </w:t>
@@ -7054,19 +7234,21 @@
         <m:r>
           <m:t>f</m:t>
         </m:r>
-        <m:d>
-          <m:dPr>
-            <m:begChr m:val="("/>
-            <m:sepChr m:val=""/>
-            <m:endChr m:val=")"/>
-            <m:grow/>
-          </m:dPr>
-          <m:e>
-            <m:r>
-              <m:t>x</m:t>
-            </m:r>
-          </m:e>
-        </m:d>
+        <m:r>
+          <m:rPr>
+            <m:sty m:val="p"/>
+          </m:rPr>
+          <m:t>(</m:t>
+        </m:r>
+        <m:r>
+          <m:t>x</m:t>
+        </m:r>
+        <m:r>
+          <m:rPr>
+            <m:sty m:val="p"/>
+          </m:rPr>
+          <m:t>)</m:t>
+        </m:r>
       </m:oMath>
       <w:r>
         <w:t xml:space="preserve">, you can find the</w:t>
@@ -7092,19 +7274,21 @@
         <m:r>
           <m:t>f</m:t>
         </m:r>
-        <m:d>
-          <m:dPr>
-            <m:begChr m:val="("/>
-            <m:sepChr m:val=""/>
-            <m:endChr m:val=")"/>
-            <m:grow/>
-          </m:dPr>
-          <m:e>
-            <m:r>
-              <m:t>x</m:t>
-            </m:r>
-          </m:e>
-        </m:d>
+        <m:r>
+          <m:rPr>
+            <m:sty m:val="p"/>
+          </m:rPr>
+          <m:t>(</m:t>
+        </m:r>
+        <m:r>
+          <m:t>x</m:t>
+        </m:r>
+        <m:r>
+          <m:rPr>
+            <m:sty m:val="p"/>
+          </m:rPr>
+          <m:t>)</m:t>
+        </m:r>
       </m:oMath>
       <w:r>
         <w:rPr>
@@ -7148,19 +7332,21 @@
           <m:r>
             <m:t>F</m:t>
           </m:r>
-          <m:d>
-            <m:dPr>
-              <m:begChr m:val="("/>
-              <m:sepChr m:val=""/>
-              <m:endChr m:val=")"/>
-              <m:grow/>
-            </m:dPr>
-            <m:e>
-              <m:r>
-                <m:t>x</m:t>
-              </m:r>
-            </m:e>
-          </m:d>
+          <m:r>
+            <m:rPr>
+              <m:sty m:val="p"/>
+            </m:rPr>
+            <m:t>(</m:t>
+          </m:r>
+          <m:r>
+            <m:t>x</m:t>
+          </m:r>
+          <m:r>
+            <m:rPr>
+              <m:sty m:val="p"/>
+            </m:rPr>
+            <m:t>)</m:t>
+          </m:r>
           <m:r>
             <m:rPr>
               <m:sty m:val="p"/>
@@ -7176,19 +7362,21 @@
           <m:r>
             <m:t>f</m:t>
           </m:r>
-          <m:d>
-            <m:dPr>
-              <m:begChr m:val="("/>
-              <m:sepChr m:val=""/>
-              <m:endChr m:val=")"/>
-              <m:grow/>
-            </m:dPr>
-            <m:e>
-              <m:r>
-                <m:t>x</m:t>
-              </m:r>
-            </m:e>
-          </m:d>
+          <m:r>
+            <m:rPr>
+              <m:sty m:val="p"/>
+            </m:rPr>
+            <m:t>(</m:t>
+          </m:r>
+          <m:r>
+            <m:t>x</m:t>
+          </m:r>
+          <m:r>
+            <m:rPr>
+              <m:sty m:val="p"/>
+            </m:rPr>
+            <m:t>)</m:t>
+          </m:r>
           <m:r>
             <m:t> </m:t>
           </m:r>
@@ -7235,7 +7423,7 @@
         <w:t xml:space="preserve">of differentiation: to undo differentiation, do an indefinite integral; to undo an indefinite integral, find the derivative.</w:t>
       </w:r>
     </w:p>
-    <w:bookmarkStart w:id="59" w:name="the-constant-of-integration"/>
+    <w:bookmarkStart w:id="48" w:name="the-constant-of-integration"/>
     <w:p>
       <w:pPr>
         <w:pStyle w:val="Heading2"/>
@@ -7258,19 +7446,21 @@
         <m:r>
           <m:t>F</m:t>
         </m:r>
-        <m:d>
-          <m:dPr>
-            <m:begChr m:val="("/>
-            <m:sepChr m:val=""/>
-            <m:endChr m:val=")"/>
-            <m:grow/>
-          </m:dPr>
-          <m:e>
-            <m:r>
-              <m:t>x</m:t>
-            </m:r>
-          </m:e>
-        </m:d>
+        <m:r>
+          <m:rPr>
+            <m:sty m:val="p"/>
+          </m:rPr>
+          <m:t>(</m:t>
+        </m:r>
+        <m:r>
+          <m:t>x</m:t>
+        </m:r>
+        <m:r>
+          <m:rPr>
+            <m:sty m:val="p"/>
+          </m:rPr>
+          <m:t>)</m:t>
+        </m:r>
       </m:oMath>
       <w:r>
         <w:t xml:space="preserve"> </w:t>
@@ -7285,19 +7475,21 @@
         <m:r>
           <m:t>f</m:t>
         </m:r>
-        <m:d>
-          <m:dPr>
-            <m:begChr m:val="("/>
-            <m:sepChr m:val=""/>
-            <m:endChr m:val=")"/>
-            <m:grow/>
-          </m:dPr>
-          <m:e>
-            <m:r>
-              <m:t>x</m:t>
-            </m:r>
-          </m:e>
-        </m:d>
+        <m:r>
+          <m:rPr>
+            <m:sty m:val="p"/>
+          </m:rPr>
+          <m:t>(</m:t>
+        </m:r>
+        <m:r>
+          <m:t>x</m:t>
+        </m:r>
+        <m:r>
+          <m:rPr>
+            <m:sty m:val="p"/>
+          </m:rPr>
+          <m:t>)</m:t>
+        </m:r>
       </m:oMath>
       <w:r>
         <w:t xml:space="preserve"> </w:t>
@@ -7319,9 +7511,9 @@
         <w:t xml:space="preserve">, it isn’t. Here’s an example to illustrate this process.</w:t>
       </w:r>
     </w:p>
-    <w:bookmarkEnd w:id="59"/>
-    <w:bookmarkEnd w:id="60"/>
-    <w:bookmarkStart w:id="61" w:name="quick-check-problems"/>
+    <w:bookmarkEnd w:id="48"/>
+    <w:bookmarkEnd w:id="49"/>
+    <w:bookmarkStart w:id="50" w:name="quick-check-problems"/>
     <w:p>
       <w:pPr>
         <w:pStyle w:val="Heading1"/>
@@ -7381,19 +7573,21 @@
         <m:r>
           <m:t>f</m:t>
         </m:r>
-        <m:d>
-          <m:dPr>
-            <m:begChr m:val="("/>
-            <m:sepChr m:val=""/>
-            <m:endChr m:val=")"/>
-            <m:grow/>
-          </m:dPr>
-          <m:e>
-            <m:r>
-              <m:t>x</m:t>
-            </m:r>
-          </m:e>
-        </m:d>
+        <m:r>
+          <m:rPr>
+            <m:sty m:val="p"/>
+          </m:rPr>
+          <m:t>(</m:t>
+        </m:r>
+        <m:r>
+          <m:t>x</m:t>
+        </m:r>
+        <m:r>
+          <m:rPr>
+            <m:sty m:val="p"/>
+          </m:rPr>
+          <m:t>)</m:t>
+        </m:r>
         <m:r>
           <m:rPr>
             <m:sty m:val="p"/>
@@ -7414,19 +7608,21 @@
         <m:r>
           <m:t>f</m:t>
         </m:r>
-        <m:d>
-          <m:dPr>
-            <m:begChr m:val="("/>
-            <m:sepChr m:val=""/>
-            <m:endChr m:val=")"/>
-            <m:grow/>
-          </m:dPr>
-          <m:e>
-            <m:r>
-              <m:t>x</m:t>
-            </m:r>
-          </m:e>
-        </m:d>
+        <m:r>
+          <m:rPr>
+            <m:sty m:val="p"/>
+          </m:rPr>
+          <m:t>(</m:t>
+        </m:r>
+        <m:r>
+          <m:t>x</m:t>
+        </m:r>
+        <m:r>
+          <m:rPr>
+            <m:sty m:val="p"/>
+          </m:rPr>
+          <m:t>)</m:t>
+        </m:r>
         <m:r>
           <m:rPr>
             <m:sty m:val="p"/>
@@ -7497,19 +7693,21 @@
         <m:r>
           <m:t>f</m:t>
         </m:r>
-        <m:d>
-          <m:dPr>
-            <m:begChr m:val="("/>
-            <m:sepChr m:val=""/>
-            <m:endChr m:val=")"/>
-            <m:grow/>
-          </m:dPr>
-          <m:e>
-            <m:r>
-              <m:t>x</m:t>
-            </m:r>
-          </m:e>
-        </m:d>
+        <m:r>
+          <m:rPr>
+            <m:sty m:val="p"/>
+          </m:rPr>
+          <m:t>(</m:t>
+        </m:r>
+        <m:r>
+          <m:t>x</m:t>
+        </m:r>
+        <m:r>
+          <m:rPr>
+            <m:sty m:val="p"/>
+          </m:rPr>
+          <m:t>)</m:t>
+        </m:r>
         <m:r>
           <m:rPr>
             <m:sty m:val="p"/>
@@ -7599,19 +7797,21 @@
         <m:r>
           <m:t>f</m:t>
         </m:r>
-        <m:d>
-          <m:dPr>
-            <m:begChr m:val="("/>
-            <m:sepChr m:val=""/>
-            <m:endChr m:val=")"/>
-            <m:grow/>
-          </m:dPr>
-          <m:e>
-            <m:r>
-              <m:t>x</m:t>
-            </m:r>
-          </m:e>
-        </m:d>
+        <m:r>
+          <m:rPr>
+            <m:sty m:val="p"/>
+          </m:rPr>
+          <m:t>(</m:t>
+        </m:r>
+        <m:r>
+          <m:t>x</m:t>
+        </m:r>
+        <m:r>
+          <m:rPr>
+            <m:sty m:val="p"/>
+          </m:rPr>
+          <m:t>)</m:t>
+        </m:r>
         <m:r>
           <m:rPr>
             <m:sty m:val="p"/>
@@ -7646,19 +7846,21 @@
         <m:r>
           <m:t>f</m:t>
         </m:r>
-        <m:d>
-          <m:dPr>
-            <m:begChr m:val="("/>
-            <m:sepChr m:val=""/>
-            <m:endChr m:val=")"/>
-            <m:grow/>
-          </m:dPr>
-          <m:e>
-            <m:r>
-              <m:t>x</m:t>
-            </m:r>
-          </m:e>
-        </m:d>
+        <m:r>
+          <m:rPr>
+            <m:sty m:val="p"/>
+          </m:rPr>
+          <m:t>(</m:t>
+        </m:r>
+        <m:r>
+          <m:t>x</m:t>
+        </m:r>
+        <m:r>
+          <m:rPr>
+            <m:sty m:val="p"/>
+          </m:rPr>
+          <m:t>)</m:t>
+        </m:r>
         <m:r>
           <m:rPr>
             <m:sty m:val="p"/>
@@ -7674,22 +7876,24 @@
           </m:rPr>
           <m:t>cos</m:t>
         </m:r>
-        <m:d>
-          <m:dPr>
-            <m:begChr m:val="("/>
-            <m:sepChr m:val=""/>
-            <m:endChr m:val=")"/>
-            <m:grow/>
-          </m:dPr>
-          <m:e>
-            <m:r>
-              <m:t>3</m:t>
-            </m:r>
-            <m:r>
-              <m:t>x</m:t>
-            </m:r>
-          </m:e>
-        </m:d>
+        <m:r>
+          <m:rPr>
+            <m:sty m:val="p"/>
+          </m:rPr>
+          <m:t>(</m:t>
+        </m:r>
+        <m:r>
+          <m:t>3</m:t>
+        </m:r>
+        <m:r>
+          <m:t>x</m:t>
+        </m:r>
+        <m:r>
+          <m:rPr>
+            <m:sty m:val="p"/>
+          </m:rPr>
+          <m:t>)</m:t>
+        </m:r>
       </m:oMath>
     </w:p>
     <w:p>
@@ -7703,19 +7907,21 @@
         <m:r>
           <m:t>f</m:t>
         </m:r>
-        <m:d>
-          <m:dPr>
-            <m:begChr m:val="("/>
-            <m:sepChr m:val=""/>
-            <m:endChr m:val=")"/>
-            <m:grow/>
-          </m:dPr>
-          <m:e>
-            <m:r>
-              <m:t>x</m:t>
-            </m:r>
-          </m:e>
-        </m:d>
+        <m:r>
+          <m:rPr>
+            <m:sty m:val="p"/>
+          </m:rPr>
+          <m:t>(</m:t>
+        </m:r>
+        <m:r>
+          <m:t>x</m:t>
+        </m:r>
+        <m:r>
+          <m:rPr>
+            <m:sty m:val="p"/>
+          </m:rPr>
+          <m:t>)</m:t>
+        </m:r>
         <m:r>
           <m:rPr>
             <m:sty m:val="p"/>
@@ -7745,8 +7951,8 @@
         </m:sSup>
       </m:oMath>
     </w:p>
-    <w:bookmarkEnd w:id="61"/>
-    <w:bookmarkStart w:id="64" w:name="further-reading"/>
+    <w:bookmarkEnd w:id="50"/>
+    <w:bookmarkStart w:id="53" w:name="further-reading"/>
     <w:p>
       <w:pPr>
         <w:pStyle w:val="Heading1"/>
@@ -7787,7 +7993,7 @@
         <w:t xml:space="preserve">For more about techniques of integration, please see [Guide: Integration by substitution], [Guide: Integration by parts], and [Guide: Trigonometry and integration].</w:t>
       </w:r>
     </w:p>
-    <w:bookmarkStart w:id="63" w:name="version-history"/>
+    <w:bookmarkStart w:id="52" w:name="version-history"/>
     <w:p>
       <w:pPr>
         <w:pStyle w:val="Heading2"/>
@@ -7808,7 +8014,7 @@
       <w:pPr>
         <w:pStyle w:val="BodyText"/>
       </w:pPr>
-      <w:hyperlink r:id="rId62">
+      <w:hyperlink r:id="rId51">
         <w:r>
           <w:rPr>
             <w:rStyle w:val="Hyperlink"/>
@@ -7817,8 +8023,8 @@
         </w:r>
       </w:hyperlink>
     </w:p>
-    <w:bookmarkEnd w:id="63"/>
-    <w:bookmarkEnd w:id="64"/>
+    <w:bookmarkEnd w:id="52"/>
+    <w:bookmarkEnd w:id="53"/>
     <w:sectPr>
       <w:pgSz w:h="15840" w:w="12240"/>
       <w:pgMar w:bottom="1440" w:footer="720" w:gutter="0" w:header="720" w:left="1440" w:right="1440" w:top="1440"/>
